--- a/hotel-ai-conciergeDOC.docx
+++ b/hotel-ai-conciergeDOC.docx
@@ -15,7 +15,7 @@
           <w:kern w:val="36"/>
           <w:sz w:val="36"/>
           <w:szCs w:val="36"/>
-          <w:lang w:val="en-GH" w:eastAsia="en-GH"/>
+          <w:lang w:eastAsia="en-GH"/>
           <w14:ligatures w14:val="none"/>
         </w:rPr>
       </w:pPr>
@@ -28,11 +28,29 @@
           <w:kern w:val="36"/>
           <w:sz w:val="36"/>
           <w:szCs w:val="36"/>
-          <w:lang w:val="en-GH" w:eastAsia="en-GH"/>
+          <w:lang w:eastAsia="en-GH"/>
           <w14:ligatures w14:val="none"/>
         </w:rPr>
         <w:t>Quick Reference - Hotel AI Concierge</w:t>
       </w:r>
+    </w:p>
+    <w:p>
+      <w:pPr>
+        <w:shd w:val="clear" w:color="auto" w:fill="FFFFFF"/>
+        <w:spacing w:after="240" w:line="510" w:lineRule="atLeast"/>
+        <w:outlineLvl w:val="0"/>
+        <w:rPr>
+          <w:rFonts w:ascii="Segoe UI" w:eastAsia="Times New Roman" w:hAnsi="Segoe UI" w:cs="Segoe UI"/>
+          <w:b/>
+          <w:bCs/>
+          <w:color w:val="0F1115"/>
+          <w:kern w:val="36"/>
+          <w:sz w:val="36"/>
+          <w:szCs w:val="36"/>
+          <w:lang w:eastAsia="en-GH"/>
+          <w14:ligatures w14:val="none"/>
+        </w:rPr>
+      </w:pPr>
     </w:p>
     <w:p>
       <w:pPr>
@@ -47,7 +65,7 @@
           <w:kern w:val="0"/>
           <w:sz w:val="33"/>
           <w:szCs w:val="33"/>
-          <w:lang w:val="en-GH" w:eastAsia="en-GH"/>
+          <w:lang w:eastAsia="en-GH"/>
           <w14:ligatures w14:val="none"/>
         </w:rPr>
       </w:pPr>
@@ -60,7 +78,7 @@
           <w:kern w:val="0"/>
           <w:sz w:val="33"/>
           <w:szCs w:val="33"/>
-          <w:lang w:val="en-GH" w:eastAsia="en-GH"/>
+          <w:lang w:eastAsia="en-GH"/>
           <w14:ligatures w14:val="none"/>
         </w:rPr>
         <w:t>🚀</w:t>
@@ -74,7 +92,7 @@
           <w:kern w:val="0"/>
           <w:sz w:val="33"/>
           <w:szCs w:val="33"/>
-          <w:lang w:val="en-GH" w:eastAsia="en-GH"/>
+          <w:lang w:eastAsia="en-GH"/>
           <w14:ligatures w14:val="none"/>
         </w:rPr>
         <w:t xml:space="preserve"> Start Everything</w:t>
@@ -93,7 +111,7 @@
           <w:kern w:val="0"/>
           <w:sz w:val="30"/>
           <w:szCs w:val="30"/>
-          <w:lang w:val="en-GH" w:eastAsia="en-GH"/>
+          <w:lang w:eastAsia="en-GH"/>
           <w14:ligatures w14:val="none"/>
         </w:rPr>
       </w:pPr>
@@ -106,7 +124,7 @@
           <w:kern w:val="0"/>
           <w:sz w:val="30"/>
           <w:szCs w:val="30"/>
-          <w:lang w:val="en-GH" w:eastAsia="en-GH"/>
+          <w:lang w:eastAsia="en-GH"/>
           <w14:ligatures w14:val="none"/>
         </w:rPr>
         <w:t>Terminal 1 (AI Server)</w:t>
@@ -117,12 +135,98 @@
         <w:shd w:val="clear" w:color="auto" w:fill="FFFFFF"/>
         <w:spacing w:after="0" w:line="189" w:lineRule="atLeast"/>
         <w:rPr>
+          <w:rFonts w:ascii="Consolas" w:eastAsia="Times New Roman" w:hAnsi="Consolas" w:cs="Segoe UI"/>
+          <w:color w:val="0F1115"/>
+          <w:kern w:val="0"/>
+          <w:sz w:val="18"/>
+          <w:szCs w:val="18"/>
+          <w:lang w:eastAsia="en-GH"/>
+          <w14:ligatures w14:val="none"/>
+        </w:rPr>
+      </w:pPr>
+      <w:r>
+        <w:rPr>
+          <w:rFonts w:ascii="Consolas" w:eastAsia="Times New Roman" w:hAnsi="Consolas" w:cs="Segoe UI"/>
+          <w:b/>
+          <w:bCs/>
+          <w:color w:val="0F1115"/>
+          <w:kern w:val="0"/>
+          <w:sz w:val="18"/>
+          <w:szCs w:val="18"/>
+          <w:lang w:eastAsia="en-GH"/>
+          <w14:ligatures w14:val="none"/>
+        </w:rPr>
+        <w:t>Deployment successful! Your AI is now LIVE!</w:t>
+      </w:r>
+    </w:p>
+    <w:p>
+      <w:pPr>
+        <w:shd w:val="clear" w:color="auto" w:fill="FFFFFF"/>
+        <w:spacing w:after="0" w:line="189" w:lineRule="atLeast"/>
+        <w:rPr>
+          <w:rFonts w:ascii="Consolas" w:eastAsia="Times New Roman" w:hAnsi="Consolas" w:cs="Segoe UI"/>
+          <w:color w:val="0F1115"/>
+          <w:kern w:val="0"/>
+          <w:sz w:val="18"/>
+          <w:szCs w:val="18"/>
+          <w:lang w:eastAsia="en-GH"/>
+          <w14:ligatures w14:val="none"/>
+        </w:rPr>
+      </w:pPr>
+      <w:r>
+        <w:rPr>
+          <w:rFonts w:ascii="Consolas" w:eastAsia="Times New Roman" w:hAnsi="Consolas" w:cs="Segoe UI"/>
+          <w:color w:val="0F1115"/>
+          <w:kern w:val="0"/>
+          <w:sz w:val="18"/>
+          <w:szCs w:val="18"/>
+          <w:lang w:eastAsia="en-GH"/>
+          <w14:ligatures w14:val="none"/>
+        </w:rPr>
+        <w:t>Your live URL: https://hotel-ai-concierge.onrender.com</w:t>
+      </w:r>
+    </w:p>
+    <w:p>
+      <w:pPr>
+        <w:shd w:val="clear" w:color="auto" w:fill="FFFFFF"/>
+        <w:spacing w:after="0" w:line="189" w:lineRule="atLeast"/>
+        <w:rPr>
+          <w:rFonts w:ascii="Consolas" w:eastAsia="Times New Roman" w:hAnsi="Consolas" w:cs="Segoe UI"/>
+          <w:color w:val="0F1115"/>
+          <w:kern w:val="0"/>
+          <w:sz w:val="18"/>
+          <w:szCs w:val="18"/>
+          <w:lang w:eastAsia="en-GH"/>
+          <w14:ligatures w14:val="none"/>
+        </w:rPr>
+      </w:pPr>
+    </w:p>
+    <w:p>
+      <w:pPr>
+        <w:shd w:val="clear" w:color="auto" w:fill="FFFFFF"/>
+        <w:spacing w:after="0" w:line="189" w:lineRule="atLeast"/>
+        <w:rPr>
+          <w:rFonts w:ascii="Consolas" w:eastAsia="Times New Roman" w:hAnsi="Consolas" w:cs="Segoe UI"/>
+          <w:color w:val="0F1115"/>
+          <w:kern w:val="0"/>
+          <w:sz w:val="18"/>
+          <w:szCs w:val="18"/>
+          <w:lang w:eastAsia="en-GH"/>
+          <w14:ligatures w14:val="none"/>
+        </w:rPr>
+      </w:pPr>
+    </w:p>
+    <w:p>
+      <w:pPr>
+        <w:shd w:val="clear" w:color="auto" w:fill="FFFFFF"/>
+        <w:spacing w:after="0" w:line="189" w:lineRule="atLeast"/>
+        <w:rPr>
           <w:rFonts w:ascii="Segoe UI" w:eastAsia="Times New Roman" w:hAnsi="Segoe UI" w:cs="Segoe UI"/>
           <w:color w:val="0F1115"/>
           <w:kern w:val="0"/>
           <w:sz w:val="19"/>
           <w:szCs w:val="19"/>
-          <w:lang w:val="en-GH" w:eastAsia="en-GH"/>
+          <w:lang w:eastAsia="en-GH"/>
           <w14:ligatures w14:val="none"/>
         </w:rPr>
       </w:pPr>
@@ -134,7 +238,7 @@
           <w:kern w:val="0"/>
           <w:sz w:val="18"/>
           <w:szCs w:val="18"/>
-          <w:lang w:val="en-GH" w:eastAsia="en-GH"/>
+          <w:lang w:eastAsia="en-GH"/>
           <w14:ligatures w14:val="none"/>
         </w:rPr>
         <w:t>cmd</w:t>
@@ -170,21 +274,33 @@
           <w:kern w:val="0"/>
           <w:sz w:val="20"/>
           <w:szCs w:val="20"/>
-          <w:lang w:val="en-GH" w:eastAsia="en-GH"/>
-          <w14:ligatures w14:val="none"/>
-        </w:rPr>
-      </w:pPr>
-      <w:r>
-        <w:rPr>
-          <w:rFonts w:ascii="Consolas" w:eastAsia="Times New Roman" w:hAnsi="Consolas" w:cs="Courier New"/>
-          <w:color w:val="0F1115"/>
-          <w:kern w:val="0"/>
-          <w:sz w:val="20"/>
-          <w:szCs w:val="20"/>
-          <w:lang w:val="en-GH" w:eastAsia="en-GH"/>
-          <w14:ligatures w14:val="none"/>
-        </w:rPr>
-        <w:t xml:space="preserve">cd C:\Users\Don </w:t>
+          <w:lang w:eastAsia="en-GH"/>
+          <w14:ligatures w14:val="none"/>
+        </w:rPr>
+      </w:pPr>
+      <w:r>
+        <w:rPr>
+          <w:rFonts w:ascii="Consolas" w:eastAsia="Times New Roman" w:hAnsi="Consolas" w:cs="Courier New"/>
+          <w:color w:val="0F1115"/>
+          <w:kern w:val="0"/>
+          <w:sz w:val="20"/>
+          <w:szCs w:val="20"/>
+          <w:lang w:eastAsia="en-GH"/>
+          <w14:ligatures w14:val="none"/>
+        </w:rPr>
+        <w:t>cd</w:t>
+      </w:r>
+      <w:r>
+        <w:rPr>
+          <w:rFonts w:ascii="Consolas" w:eastAsia="Times New Roman" w:hAnsi="Consolas" w:cs="Courier New"/>
+          <w:color w:val="0F1115"/>
+          <w:kern w:val="0"/>
+          <w:sz w:val="20"/>
+          <w:szCs w:val="20"/>
+          <w:lang w:eastAsia="en-GH"/>
+          <w14:ligatures w14:val="none"/>
+        </w:rPr>
+        <w:t xml:space="preserve"> C:\Users\Don </w:t>
       </w:r>
       <w:proofErr w:type="spellStart"/>
       <w:r>
@@ -194,7 +310,7 @@
           <w:kern w:val="0"/>
           <w:sz w:val="20"/>
           <w:szCs w:val="20"/>
-          <w:lang w:val="en-GH" w:eastAsia="en-GH"/>
+          <w:lang w:eastAsia="en-GH"/>
           <w14:ligatures w14:val="none"/>
         </w:rPr>
         <w:t>Orogo</w:t>
@@ -207,7 +323,7 @@
           <w:kern w:val="0"/>
           <w:sz w:val="20"/>
           <w:szCs w:val="20"/>
-          <w:lang w:val="en-GH" w:eastAsia="en-GH"/>
+          <w:lang w:eastAsia="en-GH"/>
           <w14:ligatures w14:val="none"/>
         </w:rPr>
         <w:t>\hotel-ai-concierge</w:t>
@@ -242,7 +358,7 @@
           <w:kern w:val="0"/>
           <w:sz w:val="20"/>
           <w:szCs w:val="20"/>
-          <w:lang w:val="en-GH" w:eastAsia="en-GH"/>
+          <w:lang w:eastAsia="en-GH"/>
           <w14:ligatures w14:val="none"/>
         </w:rPr>
       </w:pPr>
@@ -254,7 +370,7 @@
           <w:kern w:val="0"/>
           <w:sz w:val="20"/>
           <w:szCs w:val="20"/>
-          <w:lang w:val="en-GH" w:eastAsia="en-GH"/>
+          <w:lang w:eastAsia="en-GH"/>
           <w14:ligatures w14:val="none"/>
         </w:rPr>
         <w:t>venv</w:t>
@@ -267,7 +383,7 @@
           <w:kern w:val="0"/>
           <w:sz w:val="20"/>
           <w:szCs w:val="20"/>
-          <w:lang w:val="en-GH" w:eastAsia="en-GH"/>
+          <w:lang w:eastAsia="en-GH"/>
           <w14:ligatures w14:val="none"/>
         </w:rPr>
         <w:t>\Scripts\activate</w:t>
@@ -302,7 +418,7 @@
           <w:kern w:val="0"/>
           <w:sz w:val="20"/>
           <w:szCs w:val="20"/>
-          <w:lang w:val="en-GH" w:eastAsia="en-GH"/>
+          <w:lang w:eastAsia="en-GH"/>
           <w14:ligatures w14:val="none"/>
         </w:rPr>
       </w:pPr>
@@ -314,7 +430,7 @@
           <w:kern w:val="0"/>
           <w:sz w:val="20"/>
           <w:szCs w:val="20"/>
-          <w:lang w:val="en-GH" w:eastAsia="en-GH"/>
+          <w:lang w:eastAsia="en-GH"/>
           <w14:ligatures w14:val="none"/>
         </w:rPr>
         <w:t>uvicorn</w:t>
@@ -327,7 +443,7 @@
           <w:kern w:val="0"/>
           <w:sz w:val="20"/>
           <w:szCs w:val="20"/>
-          <w:lang w:val="en-GH" w:eastAsia="en-GH"/>
+          <w:lang w:eastAsia="en-GH"/>
           <w14:ligatures w14:val="none"/>
         </w:rPr>
         <w:t xml:space="preserve"> </w:t>
@@ -341,7 +457,7 @@
           <w:kern w:val="0"/>
           <w:sz w:val="20"/>
           <w:szCs w:val="20"/>
-          <w:lang w:val="en-GH" w:eastAsia="en-GH"/>
+          <w:lang w:eastAsia="en-GH"/>
           <w14:ligatures w14:val="none"/>
         </w:rPr>
         <w:t>app.main</w:t>
@@ -354,7 +470,7 @@
           <w:kern w:val="0"/>
           <w:sz w:val="20"/>
           <w:szCs w:val="20"/>
-          <w:lang w:val="en-GH" w:eastAsia="en-GH"/>
+          <w:lang w:eastAsia="en-GH"/>
           <w14:ligatures w14:val="none"/>
         </w:rPr>
         <w:t>:app</w:t>
@@ -367,7 +483,7 @@
           <w:kern w:val="0"/>
           <w:sz w:val="20"/>
           <w:szCs w:val="20"/>
-          <w:lang w:val="en-GH" w:eastAsia="en-GH"/>
+          <w:lang w:eastAsia="en-GH"/>
           <w14:ligatures w14:val="none"/>
         </w:rPr>
         <w:t xml:space="preserve"> --reload</w:t>
@@ -386,7 +502,7 @@
           <w:kern w:val="0"/>
           <w:sz w:val="30"/>
           <w:szCs w:val="30"/>
-          <w:lang w:val="en-GH" w:eastAsia="en-GH"/>
+          <w:lang w:eastAsia="en-GH"/>
           <w14:ligatures w14:val="none"/>
         </w:rPr>
       </w:pPr>
@@ -399,7 +515,7 @@
           <w:kern w:val="0"/>
           <w:sz w:val="30"/>
           <w:szCs w:val="30"/>
-          <w:lang w:val="en-GH" w:eastAsia="en-GH"/>
+          <w:lang w:eastAsia="en-GH"/>
           <w14:ligatures w14:val="none"/>
         </w:rPr>
         <w:t>Terminal 2 (Test Chat)</w:t>
@@ -415,7 +531,7 @@
           <w:kern w:val="0"/>
           <w:sz w:val="19"/>
           <w:szCs w:val="19"/>
-          <w:lang w:val="en-GH" w:eastAsia="en-GH"/>
+          <w:lang w:eastAsia="en-GH"/>
           <w14:ligatures w14:val="none"/>
         </w:rPr>
       </w:pPr>
@@ -427,7 +543,7 @@
           <w:kern w:val="0"/>
           <w:sz w:val="18"/>
           <w:szCs w:val="18"/>
-          <w:lang w:val="en-GH" w:eastAsia="en-GH"/>
+          <w:lang w:eastAsia="en-GH"/>
           <w14:ligatures w14:val="none"/>
         </w:rPr>
         <w:t>cmd</w:t>
@@ -463,18 +579,18 @@
           <w:kern w:val="0"/>
           <w:sz w:val="20"/>
           <w:szCs w:val="20"/>
-          <w:lang w:val="en-GH" w:eastAsia="en-GH"/>
-          <w14:ligatures w14:val="none"/>
-        </w:rPr>
-      </w:pPr>
-      <w:r>
-        <w:rPr>
-          <w:rFonts w:ascii="Consolas" w:eastAsia="Times New Roman" w:hAnsi="Consolas" w:cs="Courier New"/>
-          <w:color w:val="0F1115"/>
-          <w:kern w:val="0"/>
-          <w:sz w:val="20"/>
-          <w:szCs w:val="20"/>
-          <w:lang w:val="en-GH" w:eastAsia="en-GH"/>
+          <w:lang w:eastAsia="en-GH"/>
+          <w14:ligatures w14:val="none"/>
+        </w:rPr>
+      </w:pPr>
+      <w:r>
+        <w:rPr>
+          <w:rFonts w:ascii="Consolas" w:eastAsia="Times New Roman" w:hAnsi="Consolas" w:cs="Courier New"/>
+          <w:color w:val="0F1115"/>
+          <w:kern w:val="0"/>
+          <w:sz w:val="20"/>
+          <w:szCs w:val="20"/>
+          <w:lang w:eastAsia="en-GH"/>
           <w14:ligatures w14:val="none"/>
         </w:rPr>
         <w:t xml:space="preserve">cd C:\Users\Don </w:t>
@@ -487,7 +603,7 @@
           <w:kern w:val="0"/>
           <w:sz w:val="20"/>
           <w:szCs w:val="20"/>
-          <w:lang w:val="en-GH" w:eastAsia="en-GH"/>
+          <w:lang w:eastAsia="en-GH"/>
           <w14:ligatures w14:val="none"/>
         </w:rPr>
         <w:t>Orogo</w:t>
@@ -500,7 +616,7 @@
           <w:kern w:val="0"/>
           <w:sz w:val="20"/>
           <w:szCs w:val="20"/>
-          <w:lang w:val="en-GH" w:eastAsia="en-GH"/>
+          <w:lang w:eastAsia="en-GH"/>
           <w14:ligatures w14:val="none"/>
         </w:rPr>
         <w:t>\hotel-ai-concierge</w:t>
@@ -535,7 +651,7 @@
           <w:kern w:val="0"/>
           <w:sz w:val="20"/>
           <w:szCs w:val="20"/>
-          <w:lang w:val="en-GH" w:eastAsia="en-GH"/>
+          <w:lang w:eastAsia="en-GH"/>
           <w14:ligatures w14:val="none"/>
         </w:rPr>
       </w:pPr>
@@ -547,7 +663,7 @@
           <w:kern w:val="0"/>
           <w:sz w:val="20"/>
           <w:szCs w:val="20"/>
-          <w:lang w:val="en-GH" w:eastAsia="en-GH"/>
+          <w:lang w:eastAsia="en-GH"/>
           <w14:ligatures w14:val="none"/>
         </w:rPr>
         <w:t>venv</w:t>
@@ -560,7 +676,7 @@
           <w:kern w:val="0"/>
           <w:sz w:val="20"/>
           <w:szCs w:val="20"/>
-          <w:lang w:val="en-GH" w:eastAsia="en-GH"/>
+          <w:lang w:eastAsia="en-GH"/>
           <w14:ligatures w14:val="none"/>
         </w:rPr>
         <w:t>\Scripts\activate</w:t>
@@ -595,18 +711,18 @@
           <w:kern w:val="0"/>
           <w:sz w:val="20"/>
           <w:szCs w:val="20"/>
-          <w:lang w:val="en-GH" w:eastAsia="en-GH"/>
-          <w14:ligatures w14:val="none"/>
-        </w:rPr>
-      </w:pPr>
-      <w:r>
-        <w:rPr>
-          <w:rFonts w:ascii="Consolas" w:eastAsia="Times New Roman" w:hAnsi="Consolas" w:cs="Courier New"/>
-          <w:color w:val="0F1115"/>
-          <w:kern w:val="0"/>
-          <w:sz w:val="20"/>
-          <w:szCs w:val="20"/>
-          <w:lang w:val="en-GH" w:eastAsia="en-GH"/>
+          <w:lang w:eastAsia="en-GH"/>
+          <w14:ligatures w14:val="none"/>
+        </w:rPr>
+      </w:pPr>
+      <w:r>
+        <w:rPr>
+          <w:rFonts w:ascii="Consolas" w:eastAsia="Times New Roman" w:hAnsi="Consolas" w:cs="Courier New"/>
+          <w:color w:val="0F1115"/>
+          <w:kern w:val="0"/>
+          <w:sz w:val="20"/>
+          <w:szCs w:val="20"/>
+          <w:lang w:eastAsia="en-GH"/>
           <w14:ligatures w14:val="none"/>
         </w:rPr>
         <w:t>python test_ai.py</w:t>
@@ -625,7 +741,7 @@
           <w:kern w:val="0"/>
           <w:sz w:val="33"/>
           <w:szCs w:val="33"/>
-          <w:lang w:val="en-GH" w:eastAsia="en-GH"/>
+          <w:lang w:eastAsia="en-GH"/>
           <w14:ligatures w14:val="none"/>
         </w:rPr>
       </w:pPr>
@@ -638,7 +754,7 @@
           <w:kern w:val="0"/>
           <w:sz w:val="33"/>
           <w:szCs w:val="33"/>
-          <w:lang w:val="en-GH" w:eastAsia="en-GH"/>
+          <w:lang w:eastAsia="en-GH"/>
           <w14:ligatures w14:val="none"/>
         </w:rPr>
         <w:t>📋</w:t>
@@ -652,7 +768,7 @@
           <w:kern w:val="0"/>
           <w:sz w:val="33"/>
           <w:szCs w:val="33"/>
-          <w:lang w:val="en-GH" w:eastAsia="en-GH"/>
+          <w:lang w:eastAsia="en-GH"/>
           <w14:ligatures w14:val="none"/>
         </w:rPr>
         <w:t xml:space="preserve"> Commands Summary</w:t>
@@ -700,7 +816,7 @@
                 <w:kern w:val="0"/>
                 <w:sz w:val="23"/>
                 <w:szCs w:val="23"/>
-                <w:lang w:val="en-GH" w:eastAsia="en-GH"/>
+                <w:lang w:eastAsia="en-GH"/>
                 <w14:ligatures w14:val="none"/>
               </w:rPr>
             </w:pPr>
@@ -710,7 +826,7 @@
                 <w:kern w:val="0"/>
                 <w:sz w:val="23"/>
                 <w:szCs w:val="23"/>
-                <w:lang w:val="en-GH" w:eastAsia="en-GH"/>
+                <w:lang w:eastAsia="en-GH"/>
                 <w14:ligatures w14:val="none"/>
               </w:rPr>
               <w:t>Task</w:t>
@@ -740,7 +856,7 @@
                 <w:kern w:val="0"/>
                 <w:sz w:val="23"/>
                 <w:szCs w:val="23"/>
-                <w:lang w:val="en-GH" w:eastAsia="en-GH"/>
+                <w:lang w:eastAsia="en-GH"/>
                 <w14:ligatures w14:val="none"/>
               </w:rPr>
             </w:pPr>
@@ -750,7 +866,7 @@
                 <w:kern w:val="0"/>
                 <w:sz w:val="23"/>
                 <w:szCs w:val="23"/>
-                <w:lang w:val="en-GH" w:eastAsia="en-GH"/>
+                <w:lang w:eastAsia="en-GH"/>
                 <w14:ligatures w14:val="none"/>
               </w:rPr>
               <w:t>Command</w:t>
@@ -779,7 +895,7 @@
                 <w:kern w:val="0"/>
                 <w:sz w:val="23"/>
                 <w:szCs w:val="23"/>
-                <w:lang w:val="en-GH" w:eastAsia="en-GH"/>
+                <w:lang w:eastAsia="en-GH"/>
                 <w14:ligatures w14:val="none"/>
               </w:rPr>
             </w:pPr>
@@ -789,7 +905,7 @@
                 <w:kern w:val="0"/>
                 <w:sz w:val="23"/>
                 <w:szCs w:val="23"/>
-                <w:lang w:val="en-GH" w:eastAsia="en-GH"/>
+                <w:lang w:eastAsia="en-GH"/>
                 <w14:ligatures w14:val="none"/>
               </w:rPr>
               <w:t>Activate environment</w:t>
@@ -816,7 +932,7 @@
                 <w:kern w:val="0"/>
                 <w:sz w:val="23"/>
                 <w:szCs w:val="23"/>
-                <w:lang w:val="en-GH" w:eastAsia="en-GH"/>
+                <w:lang w:eastAsia="en-GH"/>
                 <w14:ligatures w14:val="none"/>
               </w:rPr>
             </w:pPr>
@@ -828,7 +944,7 @@
                 <w:sz w:val="20"/>
                 <w:szCs w:val="20"/>
                 <w:shd w:val="clear" w:color="auto" w:fill="EBEEF2"/>
-                <w:lang w:val="en-GH" w:eastAsia="en-GH"/>
+                <w:lang w:eastAsia="en-GH"/>
                 <w14:ligatures w14:val="none"/>
               </w:rPr>
               <w:t>venv</w:t>
@@ -841,7 +957,7 @@
                 <w:sz w:val="20"/>
                 <w:szCs w:val="20"/>
                 <w:shd w:val="clear" w:color="auto" w:fill="EBEEF2"/>
-                <w:lang w:val="en-GH" w:eastAsia="en-GH"/>
+                <w:lang w:eastAsia="en-GH"/>
                 <w14:ligatures w14:val="none"/>
               </w:rPr>
               <w:t>\Scripts\activate</w:t>
@@ -870,7 +986,7 @@
                 <w:kern w:val="0"/>
                 <w:sz w:val="23"/>
                 <w:szCs w:val="23"/>
-                <w:lang w:val="en-GH" w:eastAsia="en-GH"/>
+                <w:lang w:eastAsia="en-GH"/>
                 <w14:ligatures w14:val="none"/>
               </w:rPr>
             </w:pPr>
@@ -880,7 +996,7 @@
                 <w:kern w:val="0"/>
                 <w:sz w:val="23"/>
                 <w:szCs w:val="23"/>
-                <w:lang w:val="en-GH" w:eastAsia="en-GH"/>
+                <w:lang w:eastAsia="en-GH"/>
                 <w14:ligatures w14:val="none"/>
               </w:rPr>
               <w:t>Start AI server</w:t>
@@ -907,7 +1023,7 @@
                 <w:kern w:val="0"/>
                 <w:sz w:val="23"/>
                 <w:szCs w:val="23"/>
-                <w:lang w:val="en-GH" w:eastAsia="en-GH"/>
+                <w:lang w:eastAsia="en-GH"/>
                 <w14:ligatures w14:val="none"/>
               </w:rPr>
             </w:pPr>
@@ -919,7 +1035,7 @@
                 <w:sz w:val="20"/>
                 <w:szCs w:val="20"/>
                 <w:shd w:val="clear" w:color="auto" w:fill="EBEEF2"/>
-                <w:lang w:val="en-GH" w:eastAsia="en-GH"/>
+                <w:lang w:eastAsia="en-GH"/>
                 <w14:ligatures w14:val="none"/>
               </w:rPr>
               <w:t>uvicorn</w:t>
@@ -932,7 +1048,7 @@
                 <w:sz w:val="20"/>
                 <w:szCs w:val="20"/>
                 <w:shd w:val="clear" w:color="auto" w:fill="EBEEF2"/>
-                <w:lang w:val="en-GH" w:eastAsia="en-GH"/>
+                <w:lang w:eastAsia="en-GH"/>
                 <w14:ligatures w14:val="none"/>
               </w:rPr>
               <w:t xml:space="preserve"> </w:t>
@@ -946,7 +1062,7 @@
                 <w:sz w:val="20"/>
                 <w:szCs w:val="20"/>
                 <w:shd w:val="clear" w:color="auto" w:fill="EBEEF2"/>
-                <w:lang w:val="en-GH" w:eastAsia="en-GH"/>
+                <w:lang w:eastAsia="en-GH"/>
                 <w14:ligatures w14:val="none"/>
               </w:rPr>
               <w:t>app.main</w:t>
@@ -959,7 +1075,7 @@
                 <w:sz w:val="20"/>
                 <w:szCs w:val="20"/>
                 <w:shd w:val="clear" w:color="auto" w:fill="EBEEF2"/>
-                <w:lang w:val="en-GH" w:eastAsia="en-GH"/>
+                <w:lang w:eastAsia="en-GH"/>
                 <w14:ligatures w14:val="none"/>
               </w:rPr>
               <w:t>:app</w:t>
@@ -972,7 +1088,7 @@
                 <w:sz w:val="20"/>
                 <w:szCs w:val="20"/>
                 <w:shd w:val="clear" w:color="auto" w:fill="EBEEF2"/>
-                <w:lang w:val="en-GH" w:eastAsia="en-GH"/>
+                <w:lang w:eastAsia="en-GH"/>
                 <w14:ligatures w14:val="none"/>
               </w:rPr>
               <w:t xml:space="preserve"> --reload</w:t>
@@ -1001,7 +1117,7 @@
                 <w:kern w:val="0"/>
                 <w:sz w:val="23"/>
                 <w:szCs w:val="23"/>
-                <w:lang w:val="en-GH" w:eastAsia="en-GH"/>
+                <w:lang w:eastAsia="en-GH"/>
                 <w14:ligatures w14:val="none"/>
               </w:rPr>
             </w:pPr>
@@ -1011,7 +1127,7 @@
                 <w:kern w:val="0"/>
                 <w:sz w:val="23"/>
                 <w:szCs w:val="23"/>
-                <w:lang w:val="en-GH" w:eastAsia="en-GH"/>
+                <w:lang w:eastAsia="en-GH"/>
                 <w14:ligatures w14:val="none"/>
               </w:rPr>
               <w:t>Run test chat</w:t>
@@ -1038,7 +1154,7 @@
                 <w:kern w:val="0"/>
                 <w:sz w:val="23"/>
                 <w:szCs w:val="23"/>
-                <w:lang w:val="en-GH" w:eastAsia="en-GH"/>
+                <w:lang w:eastAsia="en-GH"/>
                 <w14:ligatures w14:val="none"/>
               </w:rPr>
             </w:pPr>
@@ -1049,7 +1165,7 @@
                 <w:sz w:val="20"/>
                 <w:szCs w:val="20"/>
                 <w:shd w:val="clear" w:color="auto" w:fill="EBEEF2"/>
-                <w:lang w:val="en-GH" w:eastAsia="en-GH"/>
+                <w:lang w:eastAsia="en-GH"/>
                 <w14:ligatures w14:val="none"/>
               </w:rPr>
               <w:t>python test_ai.py</w:t>
@@ -1078,7 +1194,7 @@
                 <w:kern w:val="0"/>
                 <w:sz w:val="23"/>
                 <w:szCs w:val="23"/>
-                <w:lang w:val="en-GH" w:eastAsia="en-GH"/>
+                <w:lang w:eastAsia="en-GH"/>
                 <w14:ligatures w14:val="none"/>
               </w:rPr>
             </w:pPr>
@@ -1088,7 +1204,7 @@
                 <w:kern w:val="0"/>
                 <w:sz w:val="23"/>
                 <w:szCs w:val="23"/>
-                <w:lang w:val="en-GH" w:eastAsia="en-GH"/>
+                <w:lang w:eastAsia="en-GH"/>
                 <w14:ligatures w14:val="none"/>
               </w:rPr>
               <w:t>Test webhook</w:t>
@@ -1115,7 +1231,7 @@
                 <w:kern w:val="0"/>
                 <w:sz w:val="23"/>
                 <w:szCs w:val="23"/>
-                <w:lang w:val="en-GH" w:eastAsia="en-GH"/>
+                <w:lang w:eastAsia="en-GH"/>
                 <w14:ligatures w14:val="none"/>
               </w:rPr>
             </w:pPr>
@@ -1126,7 +1242,7 @@
                 <w:sz w:val="20"/>
                 <w:szCs w:val="20"/>
                 <w:shd w:val="clear" w:color="auto" w:fill="EBEEF2"/>
-                <w:lang w:val="en-GH" w:eastAsia="en-GH"/>
+                <w:lang w:eastAsia="en-GH"/>
                 <w14:ligatures w14:val="none"/>
               </w:rPr>
               <w:t>curl -X POST http://localhost:8000/webhook/whatsapp -H "Content-Type: application/</w:t>
@@ -1139,7 +1255,7 @@
                 <w:sz w:val="20"/>
                 <w:szCs w:val="20"/>
                 <w:shd w:val="clear" w:color="auto" w:fill="EBEEF2"/>
-                <w:lang w:val="en-GH" w:eastAsia="en-GH"/>
+                <w:lang w:eastAsia="en-GH"/>
                 <w14:ligatures w14:val="none"/>
               </w:rPr>
               <w:t>json</w:t>
@@ -1152,7 +1268,7 @@
                 <w:sz w:val="20"/>
                 <w:szCs w:val="20"/>
                 <w:shd w:val="clear" w:color="auto" w:fill="EBEEF2"/>
-                <w:lang w:val="en-GH" w:eastAsia="en-GH"/>
+                <w:lang w:eastAsia="en-GH"/>
                 <w14:ligatures w14:val="none"/>
               </w:rPr>
               <w:t>" -d "{\"message\</w:t>
@@ -1165,7 +1281,7 @@
                 <w:sz w:val="20"/>
                 <w:szCs w:val="20"/>
                 <w:shd w:val="clear" w:color="auto" w:fill="EBEEF2"/>
-                <w:lang w:val="en-GH" w:eastAsia="en-GH"/>
+                <w:lang w:eastAsia="en-GH"/>
                 <w14:ligatures w14:val="none"/>
               </w:rPr>
               <w:t>":{</w:t>
@@ -1178,7 +1294,7 @@
                 <w:sz w:val="20"/>
                 <w:szCs w:val="20"/>
                 <w:shd w:val="clear" w:color="auto" w:fill="EBEEF2"/>
-                <w:lang w:val="en-GH" w:eastAsia="en-GH"/>
+                <w:lang w:eastAsia="en-GH"/>
                 <w14:ligatures w14:val="none"/>
               </w:rPr>
               <w:t>\"text\</w:t>
@@ -1191,7 +1307,7 @@
                 <w:sz w:val="20"/>
                 <w:szCs w:val="20"/>
                 <w:shd w:val="clear" w:color="auto" w:fill="EBEEF2"/>
-                <w:lang w:val="en-GH" w:eastAsia="en-GH"/>
+                <w:lang w:eastAsia="en-GH"/>
                 <w14:ligatures w14:val="none"/>
               </w:rPr>
               <w:t>":\</w:t>
@@ -1204,7 +1320,7 @@
                 <w:sz w:val="20"/>
                 <w:szCs w:val="20"/>
                 <w:shd w:val="clear" w:color="auto" w:fill="EBEEF2"/>
-                <w:lang w:val="en-GH" w:eastAsia="en-GH"/>
+                <w:lang w:eastAsia="en-GH"/>
                 <w14:ligatures w14:val="none"/>
               </w:rPr>
               <w:t>"test\"</w:t>
@@ -1217,7 +1333,7 @@
                 <w:sz w:val="20"/>
                 <w:szCs w:val="20"/>
                 <w:shd w:val="clear" w:color="auto" w:fill="EBEEF2"/>
-                <w:lang w:val="en-GH" w:eastAsia="en-GH"/>
+                <w:lang w:eastAsia="en-GH"/>
                 <w14:ligatures w14:val="none"/>
               </w:rPr>
               <w:t>},\</w:t>
@@ -1230,7 +1346,7 @@
                 <w:sz w:val="20"/>
                 <w:szCs w:val="20"/>
                 <w:shd w:val="clear" w:color="auto" w:fill="EBEEF2"/>
-                <w:lang w:val="en-GH" w:eastAsia="en-GH"/>
+                <w:lang w:eastAsia="en-GH"/>
                 <w14:ligatures w14:val="none"/>
               </w:rPr>
               <w:t>"from\</w:t>
@@ -1243,7 +1359,7 @@
                 <w:sz w:val="20"/>
                 <w:szCs w:val="20"/>
                 <w:shd w:val="clear" w:color="auto" w:fill="EBEEF2"/>
-                <w:lang w:val="en-GH" w:eastAsia="en-GH"/>
+                <w:lang w:eastAsia="en-GH"/>
                 <w14:ligatures w14:val="none"/>
               </w:rPr>
               <w:t>":\</w:t>
@@ -1256,7 +1372,7 @@
                 <w:sz w:val="20"/>
                 <w:szCs w:val="20"/>
                 <w:shd w:val="clear" w:color="auto" w:fill="EBEEF2"/>
-                <w:lang w:val="en-GH" w:eastAsia="en-GH"/>
+                <w:lang w:eastAsia="en-GH"/>
                 <w14:ligatures w14:val="none"/>
               </w:rPr>
               <w:t>"233\"}"</w:t>
@@ -1278,7 +1394,7 @@
           <w:kern w:val="0"/>
           <w:sz w:val="33"/>
           <w:szCs w:val="33"/>
-          <w:lang w:val="en-GH" w:eastAsia="en-GH"/>
+          <w:lang w:eastAsia="en-GH"/>
           <w14:ligatures w14:val="none"/>
         </w:rPr>
       </w:pPr>
@@ -1291,9 +1407,10 @@
           <w:kern w:val="0"/>
           <w:sz w:val="33"/>
           <w:szCs w:val="33"/>
-          <w:lang w:val="en-GH" w:eastAsia="en-GH"/>
-          <w14:ligatures w14:val="none"/>
-        </w:rPr>
+          <w:lang w:eastAsia="en-GH"/>
+          <w14:ligatures w14:val="none"/>
+        </w:rPr>
+        <w:lastRenderedPageBreak/>
         <w:t>🌐</w:t>
       </w:r>
       <w:r>
@@ -1305,7 +1422,7 @@
           <w:kern w:val="0"/>
           <w:sz w:val="33"/>
           <w:szCs w:val="33"/>
-          <w:lang w:val="en-GH" w:eastAsia="en-GH"/>
+          <w:lang w:eastAsia="en-GH"/>
           <w14:ligatures w14:val="none"/>
         </w:rPr>
         <w:t xml:space="preserve"> URLs</w:t>
@@ -1353,7 +1470,7 @@
                 <w:kern w:val="0"/>
                 <w:sz w:val="23"/>
                 <w:szCs w:val="23"/>
-                <w:lang w:val="en-GH" w:eastAsia="en-GH"/>
+                <w:lang w:eastAsia="en-GH"/>
                 <w14:ligatures w14:val="none"/>
               </w:rPr>
             </w:pPr>
@@ -1363,10 +1480,9 @@
                 <w:kern w:val="0"/>
                 <w:sz w:val="23"/>
                 <w:szCs w:val="23"/>
-                <w:lang w:val="en-GH" w:eastAsia="en-GH"/>
-                <w14:ligatures w14:val="none"/>
-              </w:rPr>
-              <w:lastRenderedPageBreak/>
+                <w:lang w:eastAsia="en-GH"/>
+                <w14:ligatures w14:val="none"/>
+              </w:rPr>
               <w:t>Service</w:t>
             </w:r>
           </w:p>
@@ -1394,7 +1510,7 @@
                 <w:kern w:val="0"/>
                 <w:sz w:val="23"/>
                 <w:szCs w:val="23"/>
-                <w:lang w:val="en-GH" w:eastAsia="en-GH"/>
+                <w:lang w:eastAsia="en-GH"/>
                 <w14:ligatures w14:val="none"/>
               </w:rPr>
             </w:pPr>
@@ -1404,7 +1520,7 @@
                 <w:kern w:val="0"/>
                 <w:sz w:val="23"/>
                 <w:szCs w:val="23"/>
-                <w:lang w:val="en-GH" w:eastAsia="en-GH"/>
+                <w:lang w:eastAsia="en-GH"/>
                 <w14:ligatures w14:val="none"/>
               </w:rPr>
               <w:t>URL</w:t>
@@ -1433,7 +1549,7 @@
                 <w:kern w:val="0"/>
                 <w:sz w:val="23"/>
                 <w:szCs w:val="23"/>
-                <w:lang w:val="en-GH" w:eastAsia="en-GH"/>
+                <w:lang w:eastAsia="en-GH"/>
                 <w14:ligatures w14:val="none"/>
               </w:rPr>
             </w:pPr>
@@ -1443,7 +1559,7 @@
                 <w:kern w:val="0"/>
                 <w:sz w:val="23"/>
                 <w:szCs w:val="23"/>
-                <w:lang w:val="en-GH" w:eastAsia="en-GH"/>
+                <w:lang w:eastAsia="en-GH"/>
                 <w14:ligatures w14:val="none"/>
               </w:rPr>
               <w:t>AI API</w:t>
@@ -1470,7 +1586,7 @@
                 <w:kern w:val="0"/>
                 <w:sz w:val="23"/>
                 <w:szCs w:val="23"/>
-                <w:lang w:val="en-GH" w:eastAsia="en-GH"/>
+                <w:lang w:eastAsia="en-GH"/>
                 <w14:ligatures w14:val="none"/>
               </w:rPr>
             </w:pPr>
@@ -1484,7 +1600,7 @@
                   <w:szCs w:val="23"/>
                   <w:u w:val="single"/>
                   <w:bdr w:val="single" w:sz="12" w:space="0" w:color="auto" w:frame="1"/>
-                  <w:lang w:val="en-GH" w:eastAsia="en-GH"/>
+                  <w:lang w:eastAsia="en-GH"/>
                   <w14:ligatures w14:val="none"/>
                 </w:rPr>
                 <w:t>http://localhost:8000</w:t>
@@ -1514,7 +1630,7 @@
                 <w:kern w:val="0"/>
                 <w:sz w:val="23"/>
                 <w:szCs w:val="23"/>
-                <w:lang w:val="en-GH" w:eastAsia="en-GH"/>
+                <w:lang w:eastAsia="en-GH"/>
                 <w14:ligatures w14:val="none"/>
               </w:rPr>
             </w:pPr>
@@ -1524,7 +1640,7 @@
                 <w:kern w:val="0"/>
                 <w:sz w:val="23"/>
                 <w:szCs w:val="23"/>
-                <w:lang w:val="en-GH" w:eastAsia="en-GH"/>
+                <w:lang w:eastAsia="en-GH"/>
                 <w14:ligatures w14:val="none"/>
               </w:rPr>
               <w:t>Health check</w:t>
@@ -1551,7 +1667,7 @@
                 <w:kern w:val="0"/>
                 <w:sz w:val="23"/>
                 <w:szCs w:val="23"/>
-                <w:lang w:val="en-GH" w:eastAsia="en-GH"/>
+                <w:lang w:eastAsia="en-GH"/>
                 <w14:ligatures w14:val="none"/>
               </w:rPr>
             </w:pPr>
@@ -1565,7 +1681,7 @@
                   <w:szCs w:val="23"/>
                   <w:u w:val="single"/>
                   <w:bdr w:val="single" w:sz="12" w:space="0" w:color="auto" w:frame="1"/>
-                  <w:lang w:val="en-GH" w:eastAsia="en-GH"/>
+                  <w:lang w:eastAsia="en-GH"/>
                   <w14:ligatures w14:val="none"/>
                 </w:rPr>
                 <w:t>http://localhost:8000/health</w:t>
@@ -1595,7 +1711,7 @@
                 <w:kern w:val="0"/>
                 <w:sz w:val="23"/>
                 <w:szCs w:val="23"/>
-                <w:lang w:val="en-GH" w:eastAsia="en-GH"/>
+                <w:lang w:eastAsia="en-GH"/>
                 <w14:ligatures w14:val="none"/>
               </w:rPr>
             </w:pPr>
@@ -1605,7 +1721,7 @@
                 <w:kern w:val="0"/>
                 <w:sz w:val="23"/>
                 <w:szCs w:val="23"/>
-                <w:lang w:val="en-GH" w:eastAsia="en-GH"/>
+                <w:lang w:eastAsia="en-GH"/>
                 <w14:ligatures w14:val="none"/>
               </w:rPr>
               <w:t>Test AI</w:t>
@@ -1632,7 +1748,7 @@
                 <w:kern w:val="0"/>
                 <w:sz w:val="23"/>
                 <w:szCs w:val="23"/>
-                <w:lang w:val="en-GH" w:eastAsia="en-GH"/>
+                <w:lang w:eastAsia="en-GH"/>
                 <w14:ligatures w14:val="none"/>
               </w:rPr>
             </w:pPr>
@@ -1646,7 +1762,7 @@
                   <w:szCs w:val="23"/>
                   <w:u w:val="single"/>
                   <w:bdr w:val="single" w:sz="12" w:space="0" w:color="auto" w:frame="1"/>
-                  <w:lang w:val="en-GH" w:eastAsia="en-GH"/>
+                  <w:lang w:eastAsia="en-GH"/>
                   <w14:ligatures w14:val="none"/>
                 </w:rPr>
                 <w:t>http://localhost:8000/test-ai</w:t>
@@ -1669,7 +1785,7 @@
           <w:kern w:val="0"/>
           <w:sz w:val="33"/>
           <w:szCs w:val="33"/>
-          <w:lang w:val="en-GH" w:eastAsia="en-GH"/>
+          <w:lang w:eastAsia="en-GH"/>
           <w14:ligatures w14:val="none"/>
         </w:rPr>
       </w:pPr>
@@ -1682,7 +1798,7 @@
           <w:kern w:val="0"/>
           <w:sz w:val="33"/>
           <w:szCs w:val="33"/>
-          <w:lang w:val="en-GH" w:eastAsia="en-GH"/>
+          <w:lang w:eastAsia="en-GH"/>
           <w14:ligatures w14:val="none"/>
         </w:rPr>
         <w:t>✅</w:t>
@@ -1696,7 +1812,7 @@
           <w:kern w:val="0"/>
           <w:sz w:val="33"/>
           <w:szCs w:val="33"/>
-          <w:lang w:val="en-GH" w:eastAsia="en-GH"/>
+          <w:lang w:eastAsia="en-GH"/>
           <w14:ligatures w14:val="none"/>
         </w:rPr>
         <w:t xml:space="preserve"> Status Check</w:t>
@@ -1710,7 +1826,7 @@
           <w:rFonts w:ascii="Segoe UI" w:eastAsia="Times New Roman" w:hAnsi="Segoe UI" w:cs="Segoe UI"/>
           <w:color w:val="0F1115"/>
           <w:kern w:val="0"/>
-          <w:lang w:val="en-GH" w:eastAsia="en-GH"/>
+          <w:lang w:eastAsia="en-GH"/>
           <w14:ligatures w14:val="none"/>
         </w:rPr>
       </w:pPr>
@@ -1719,7 +1835,7 @@
           <w:rFonts w:ascii="Segoe UI" w:eastAsia="Times New Roman" w:hAnsi="Segoe UI" w:cs="Segoe UI"/>
           <w:color w:val="0F1115"/>
           <w:kern w:val="0"/>
-          <w:lang w:val="en-GH" w:eastAsia="en-GH"/>
+          <w:lang w:eastAsia="en-GH"/>
           <w14:ligatures w14:val="none"/>
         </w:rPr>
         <w:t>Server running? → </w:t>
@@ -1732,7 +1848,7 @@
             <w:kern w:val="0"/>
             <w:u w:val="single"/>
             <w:bdr w:val="single" w:sz="12" w:space="0" w:color="auto" w:frame="1"/>
-            <w:lang w:val="en-GH" w:eastAsia="en-GH"/>
+            <w:lang w:eastAsia="en-GH"/>
             <w14:ligatures w14:val="none"/>
           </w:rPr>
           <w:t>http://localhost:8000/health</w:t>
@@ -1743,7 +1859,7 @@
           <w:rFonts w:ascii="Segoe UI" w:eastAsia="Times New Roman" w:hAnsi="Segoe UI" w:cs="Segoe UI"/>
           <w:color w:val="0F1115"/>
           <w:kern w:val="0"/>
-          <w:lang w:val="en-GH" w:eastAsia="en-GH"/>
+          <w:lang w:eastAsia="en-GH"/>
           <w14:ligatures w14:val="none"/>
         </w:rPr>
         <w:t> should return </w:t>
@@ -1756,7 +1872,7 @@
           <w:sz w:val="21"/>
           <w:szCs w:val="21"/>
           <w:shd w:val="clear" w:color="auto" w:fill="EBEEF2"/>
-          <w:lang w:val="en-GH" w:eastAsia="en-GH"/>
+          <w:lang w:eastAsia="en-GH"/>
           <w14:ligatures w14:val="none"/>
         </w:rPr>
         <w:t>{"</w:t>
@@ -1770,7 +1886,7 @@
           <w:sz w:val="21"/>
           <w:szCs w:val="21"/>
           <w:shd w:val="clear" w:color="auto" w:fill="EBEEF2"/>
-          <w:lang w:val="en-GH" w:eastAsia="en-GH"/>
+          <w:lang w:eastAsia="en-GH"/>
           <w14:ligatures w14:val="none"/>
         </w:rPr>
         <w:t>status":"healthy</w:t>
@@ -1784,7 +1900,7 @@
           <w:sz w:val="21"/>
           <w:szCs w:val="21"/>
           <w:shd w:val="clear" w:color="auto" w:fill="EBEEF2"/>
-          <w:lang w:val="en-GH" w:eastAsia="en-GH"/>
+          <w:lang w:eastAsia="en-GH"/>
           <w14:ligatures w14:val="none"/>
         </w:rPr>
         <w:t>"}</w:t>
@@ -1798,7 +1914,7 @@
           <w:rFonts w:ascii="Segoe UI" w:eastAsia="Times New Roman" w:hAnsi="Segoe UI" w:cs="Segoe UI"/>
           <w:color w:val="0F1115"/>
           <w:kern w:val="0"/>
-          <w:lang w:val="en-GH" w:eastAsia="en-GH"/>
+          <w:lang w:eastAsia="en-GH"/>
           <w14:ligatures w14:val="none"/>
         </w:rPr>
       </w:pPr>
@@ -1809,7 +1925,7 @@
           <w:bCs/>
           <w:color w:val="0F1115"/>
           <w:kern w:val="0"/>
-          <w:lang w:val="en-GH" w:eastAsia="en-GH"/>
+          <w:lang w:eastAsia="en-GH"/>
           <w14:ligatures w14:val="none"/>
         </w:rPr>
         <w:t>Ready for next step when you are!</w:t>
@@ -1819,7 +1935,7 @@
           <w:rFonts w:ascii="Segoe UI" w:eastAsia="Times New Roman" w:hAnsi="Segoe UI" w:cs="Segoe UI"/>
           <w:color w:val="0F1115"/>
           <w:kern w:val="0"/>
-          <w:lang w:val="en-GH" w:eastAsia="en-GH"/>
+          <w:lang w:eastAsia="en-GH"/>
           <w14:ligatures w14:val="none"/>
         </w:rPr>
         <w:t> </w:t>
@@ -1829,7 +1945,7 @@
           <w:rFonts w:ascii="Segoe UI Emoji" w:eastAsia="Times New Roman" w:hAnsi="Segoe UI Emoji" w:cs="Segoe UI Emoji"/>
           <w:color w:val="0F1115"/>
           <w:kern w:val="0"/>
-          <w:lang w:val="en-GH" w:eastAsia="en-GH"/>
+          <w:lang w:eastAsia="en-GH"/>
           <w14:ligatures w14:val="none"/>
         </w:rPr>
         <w:t>🚀</w:t>
@@ -2390,6 +2506,7 @@
                 <w:lang w:eastAsia="en-GH"/>
                 <w14:ligatures w14:val="none"/>
               </w:rPr>
+              <w:lastRenderedPageBreak/>
               <w:t>🏨</w:t>
             </w:r>
             <w:r>
@@ -2477,7 +2594,6 @@
                 <w:lang w:eastAsia="en-GH"/>
                 <w14:ligatures w14:val="none"/>
               </w:rPr>
-              <w:lastRenderedPageBreak/>
               <w:t>📱</w:t>
             </w:r>
             <w:r>
@@ -3952,7 +4068,6 @@
           <w:lang w:eastAsia="en-GH"/>
           <w14:ligatures w14:val="none"/>
         </w:rPr>
-        <w:lastRenderedPageBreak/>
         <w:t>GROQ_API_KEY=</w:t>
       </w:r>
       <w:proofErr w:type="spellStart"/>
@@ -5656,6 +5771,7 @@
           <w:lang w:eastAsia="en-GH"/>
           <w14:ligatures w14:val="none"/>
         </w:rPr>
+        <w:lastRenderedPageBreak/>
         <w:t>✓</w:t>
       </w:r>
       <w:r>
@@ -5700,7 +5816,6 @@
           <w:lang w:eastAsia="en-GH"/>
           <w14:ligatures w14:val="none"/>
         </w:rPr>
-        <w:lastRenderedPageBreak/>
         <w:t>📊</w:t>
       </w:r>
       <w:r>
@@ -6153,7 +6268,31 @@
             <w:lang w:eastAsia="en-GH"/>
             <w14:ligatures w14:val="none"/>
           </w:rPr>
-          <w:t>Render.com</w:t>
+          <w:t>Render.</w:t>
+        </w:r>
+        <w:r>
+          <w:rPr>
+            <w:rFonts w:ascii="Segoe UI" w:eastAsia="Times New Roman" w:hAnsi="Segoe UI" w:cs="Segoe UI"/>
+            <w:color w:val="3964FE"/>
+            <w:kern w:val="0"/>
+            <w:u w:val="single"/>
+            <w:bdr w:val="single" w:sz="8" w:space="0" w:color="auto" w:frame="1"/>
+            <w:lang w:eastAsia="en-GH"/>
+            <w14:ligatures w14:val="none"/>
+          </w:rPr>
+          <w:t>c</w:t>
+        </w:r>
+        <w:r>
+          <w:rPr>
+            <w:rFonts w:ascii="Segoe UI" w:eastAsia="Times New Roman" w:hAnsi="Segoe UI" w:cs="Segoe UI"/>
+            <w:color w:val="3964FE"/>
+            <w:kern w:val="0"/>
+            <w:u w:val="single"/>
+            <w:bdr w:val="single" w:sz="8" w:space="0" w:color="auto" w:frame="1"/>
+            <w:lang w:eastAsia="en-GH"/>
+            <w14:ligatures w14:val="none"/>
+          </w:rPr>
+          <w:t>om</w:t>
         </w:r>
       </w:hyperlink>
       <w:r>
@@ -6772,6 +6911,27 @@
     <w:p>
       <w:r>
         <w:t>You'll need it for WhatsApp webhook configuration.</w:t>
+      </w:r>
+    </w:p>
+    <w:p/>
+    <w:p/>
+    <w:p>
+      <w:r>
+        <w:rPr>
+          <w:b/>
+          <w:bCs/>
+        </w:rPr>
+        <w:lastRenderedPageBreak/>
+        <w:t>Congratulations! Your code is now on GitHub!</w:t>
+      </w:r>
+    </w:p>
+    <w:p>
+      <w:r>
+        <w:t>You have successfully pushed your hotel-ai-concierge project to your repository. The remote location is:</w:t>
+      </w:r>
+      <w:r>
+        <w:br/>
+        <w:t>https://github.com/TsidiSabblah/Hotel-AI-Concierge.git</w:t>
       </w:r>
     </w:p>
     <w:p/>

--- a/hotel-ai-conciergeDOC.docx
+++ b/hotel-ai-conciergeDOC.docx
@@ -449,31 +449,17 @@
         <w:t xml:space="preserve"> </w:t>
       </w:r>
       <w:proofErr w:type="spellStart"/>
-      <w:proofErr w:type="gramStart"/>
-      <w:r>
-        <w:rPr>
-          <w:rFonts w:ascii="Consolas" w:eastAsia="Times New Roman" w:hAnsi="Consolas" w:cs="Courier New"/>
-          <w:color w:val="0F1115"/>
-          <w:kern w:val="0"/>
-          <w:sz w:val="20"/>
-          <w:szCs w:val="20"/>
-          <w:lang w:eastAsia="en-GH"/>
-          <w14:ligatures w14:val="none"/>
-        </w:rPr>
-        <w:t>app.main</w:t>
-      </w:r>
-      <w:proofErr w:type="gramEnd"/>
-      <w:r>
-        <w:rPr>
-          <w:rFonts w:ascii="Consolas" w:eastAsia="Times New Roman" w:hAnsi="Consolas" w:cs="Courier New"/>
-          <w:color w:val="0F1115"/>
-          <w:kern w:val="0"/>
-          <w:sz w:val="20"/>
-          <w:szCs w:val="20"/>
-          <w:lang w:eastAsia="en-GH"/>
-          <w14:ligatures w14:val="none"/>
-        </w:rPr>
-        <w:t>:app</w:t>
+      <w:r>
+        <w:rPr>
+          <w:rFonts w:ascii="Consolas" w:eastAsia="Times New Roman" w:hAnsi="Consolas" w:cs="Courier New"/>
+          <w:color w:val="0F1115"/>
+          <w:kern w:val="0"/>
+          <w:sz w:val="20"/>
+          <w:szCs w:val="20"/>
+          <w:lang w:eastAsia="en-GH"/>
+          <w14:ligatures w14:val="none"/>
+        </w:rPr>
+        <w:t>app.main:app</w:t>
       </w:r>
       <w:proofErr w:type="spellEnd"/>
       <w:r>
@@ -622,161 +608,10 @@
         <w:t>\hotel-ai-concierge</w:t>
       </w:r>
     </w:p>
-    <w:p>
-      <w:pPr>
-        <w:shd w:val="clear" w:color="auto" w:fill="FFFFFF"/>
-        <w:tabs>
-          <w:tab w:val="left" w:pos="916"/>
-          <w:tab w:val="left" w:pos="1832"/>
-          <w:tab w:val="left" w:pos="2748"/>
-          <w:tab w:val="left" w:pos="3664"/>
-          <w:tab w:val="left" w:pos="4580"/>
-          <w:tab w:val="left" w:pos="5496"/>
-          <w:tab w:val="left" w:pos="6412"/>
-          <w:tab w:val="left" w:pos="7328"/>
-          <w:tab w:val="left" w:pos="8244"/>
-          <w:tab w:val="left" w:pos="9160"/>
-          <w:tab w:val="left" w:pos="10076"/>
-          <w:tab w:val="left" w:pos="10992"/>
-          <w:tab w:val="left" w:pos="11908"/>
-          <w:tab w:val="left" w:pos="12824"/>
-          <w:tab w:val="left" w:pos="13740"/>
-          <w:tab w:val="left" w:pos="14656"/>
-        </w:tabs>
-        <w:wordWrap w:val="0"/>
-        <w:spacing w:after="0" w:line="330" w:lineRule="atLeast"/>
-        <w:rPr>
-          <w:rFonts w:ascii="Consolas" w:eastAsia="Times New Roman" w:hAnsi="Consolas" w:cs="Courier New"/>
-          <w:color w:val="0F1115"/>
-          <w:kern w:val="0"/>
-          <w:sz w:val="20"/>
-          <w:szCs w:val="20"/>
-          <w:lang w:eastAsia="en-GH"/>
-          <w14:ligatures w14:val="none"/>
-        </w:rPr>
-      </w:pPr>
-      <w:proofErr w:type="spellStart"/>
-      <w:r>
-        <w:rPr>
-          <w:rFonts w:ascii="Consolas" w:eastAsia="Times New Roman" w:hAnsi="Consolas" w:cs="Courier New"/>
-          <w:color w:val="0F1115"/>
-          <w:kern w:val="0"/>
-          <w:sz w:val="20"/>
-          <w:szCs w:val="20"/>
-          <w:lang w:eastAsia="en-GH"/>
-          <w14:ligatures w14:val="none"/>
-        </w:rPr>
-        <w:t>venv</w:t>
-      </w:r>
-      <w:proofErr w:type="spellEnd"/>
-      <w:r>
-        <w:rPr>
-          <w:rFonts w:ascii="Consolas" w:eastAsia="Times New Roman" w:hAnsi="Consolas" w:cs="Courier New"/>
-          <w:color w:val="0F1115"/>
-          <w:kern w:val="0"/>
-          <w:sz w:val="20"/>
-          <w:szCs w:val="20"/>
-          <w:lang w:eastAsia="en-GH"/>
-          <w14:ligatures w14:val="none"/>
-        </w:rPr>
-        <w:t>\Scripts\activate</w:t>
-      </w:r>
-    </w:p>
-    <w:p>
-      <w:pPr>
-        <w:shd w:val="clear" w:color="auto" w:fill="FFFFFF"/>
-        <w:tabs>
-          <w:tab w:val="left" w:pos="916"/>
-          <w:tab w:val="left" w:pos="1832"/>
-          <w:tab w:val="left" w:pos="2748"/>
-          <w:tab w:val="left" w:pos="3664"/>
-          <w:tab w:val="left" w:pos="4580"/>
-          <w:tab w:val="left" w:pos="5496"/>
-          <w:tab w:val="left" w:pos="6412"/>
-          <w:tab w:val="left" w:pos="7328"/>
-          <w:tab w:val="left" w:pos="8244"/>
-          <w:tab w:val="left" w:pos="9160"/>
-          <w:tab w:val="left" w:pos="10076"/>
-          <w:tab w:val="left" w:pos="10992"/>
-          <w:tab w:val="left" w:pos="11908"/>
-          <w:tab w:val="left" w:pos="12824"/>
-          <w:tab w:val="left" w:pos="13740"/>
-          <w:tab w:val="left" w:pos="14656"/>
-        </w:tabs>
-        <w:wordWrap w:val="0"/>
-        <w:spacing w:after="0" w:line="330" w:lineRule="atLeast"/>
-        <w:rPr>
-          <w:rFonts w:ascii="Consolas" w:eastAsia="Times New Roman" w:hAnsi="Consolas" w:cs="Courier New"/>
-          <w:color w:val="0F1115"/>
-          <w:kern w:val="0"/>
-          <w:sz w:val="20"/>
-          <w:szCs w:val="20"/>
-          <w:lang w:eastAsia="en-GH"/>
-          <w14:ligatures w14:val="none"/>
-        </w:rPr>
-      </w:pPr>
-      <w:r>
-        <w:rPr>
-          <w:rFonts w:ascii="Consolas" w:eastAsia="Times New Roman" w:hAnsi="Consolas" w:cs="Courier New"/>
-          <w:color w:val="0F1115"/>
-          <w:kern w:val="0"/>
-          <w:sz w:val="20"/>
-          <w:szCs w:val="20"/>
-          <w:lang w:eastAsia="en-GH"/>
-          <w14:ligatures w14:val="none"/>
-        </w:rPr>
-        <w:t>python test_ai.py</w:t>
-      </w:r>
-    </w:p>
-    <w:p>
-      <w:pPr>
-        <w:shd w:val="clear" w:color="auto" w:fill="FFFFFF"/>
-        <w:spacing w:before="480" w:after="240" w:line="480" w:lineRule="atLeast"/>
-        <w:outlineLvl w:val="1"/>
-        <w:rPr>
-          <w:rFonts w:ascii="Segoe UI" w:eastAsia="Times New Roman" w:hAnsi="Segoe UI" w:cs="Segoe UI"/>
-          <w:b/>
-          <w:bCs/>
-          <w:color w:val="0F1115"/>
-          <w:kern w:val="0"/>
-          <w:sz w:val="33"/>
-          <w:szCs w:val="33"/>
-          <w:lang w:eastAsia="en-GH"/>
-          <w14:ligatures w14:val="none"/>
-        </w:rPr>
-      </w:pPr>
-      <w:r>
-        <w:rPr>
-          <w:rFonts w:ascii="Segoe UI Emoji" w:eastAsia="Times New Roman" w:hAnsi="Segoe UI Emoji" w:cs="Segoe UI Emoji"/>
-          <w:b/>
-          <w:bCs/>
-          <w:color w:val="0F1115"/>
-          <w:kern w:val="0"/>
-          <w:sz w:val="33"/>
-          <w:szCs w:val="33"/>
-          <w:lang w:eastAsia="en-GH"/>
-          <w14:ligatures w14:val="none"/>
-        </w:rPr>
-        <w:t>📋</w:t>
-      </w:r>
-      <w:r>
-        <w:rPr>
-          <w:rFonts w:ascii="Segoe UI" w:eastAsia="Times New Roman" w:hAnsi="Segoe UI" w:cs="Segoe UI"/>
-          <w:b/>
-          <w:bCs/>
-          <w:color w:val="0F1115"/>
-          <w:kern w:val="0"/>
-          <w:sz w:val="33"/>
-          <w:szCs w:val="33"/>
-          <w:lang w:eastAsia="en-GH"/>
-          <w14:ligatures w14:val="none"/>
-        </w:rPr>
-        <w:t xml:space="preserve"> Commands Summary</w:t>
-      </w:r>
-    </w:p>
     <w:tbl>
       <w:tblPr>
-        <w:tblW w:w="11280" w:type="dxa"/>
+        <w:tblpPr w:leftFromText="180" w:rightFromText="180" w:vertAnchor="page" w:horzAnchor="page" w:tblpX="1" w:tblpY="8673"/>
+        <w:tblW w:w="13161" w:type="dxa"/>
         <w:tblCellMar>
           <w:top w:w="15" w:type="dxa"/>
           <w:left w:w="15" w:type="dxa"/>
@@ -786,8 +621,8 @@
         <w:tblLook w:val="04A0" w:firstRow="1" w:lastRow="0" w:firstColumn="1" w:lastColumn="0" w:noHBand="0" w:noVBand="1"/>
       </w:tblPr>
       <w:tblGrid>
-        <w:gridCol w:w="1834"/>
-        <w:gridCol w:w="9446"/>
+        <w:gridCol w:w="7203"/>
+        <w:gridCol w:w="5958"/>
       </w:tblGrid>
       <w:tr>
         <w:trPr>
@@ -1054,7 +889,6 @@
               <w:t xml:space="preserve"> </w:t>
             </w:r>
             <w:proofErr w:type="spellStart"/>
-            <w:proofErr w:type="gramStart"/>
             <w:r>
               <w:rPr>
                 <w:rFonts w:ascii="Consolas" w:eastAsia="Times New Roman" w:hAnsi="Consolas" w:cs="Courier New"/>
@@ -1065,20 +899,7 @@
                 <w:lang w:eastAsia="en-GH"/>
                 <w14:ligatures w14:val="none"/>
               </w:rPr>
-              <w:t>app.main</w:t>
-            </w:r>
-            <w:proofErr w:type="gramEnd"/>
-            <w:r>
-              <w:rPr>
-                <w:rFonts w:ascii="Consolas" w:eastAsia="Times New Roman" w:hAnsi="Consolas" w:cs="Courier New"/>
-                <w:kern w:val="0"/>
-                <w:sz w:val="20"/>
-                <w:szCs w:val="20"/>
-                <w:shd w:val="clear" w:color="auto" w:fill="EBEEF2"/>
-                <w:lang w:eastAsia="en-GH"/>
-                <w14:ligatures w14:val="none"/>
-              </w:rPr>
-              <w:t>:app</w:t>
+              <w:t>app.main:app</w:t>
             </w:r>
             <w:proofErr w:type="spellEnd"/>
             <w:r>
@@ -1271,10 +1092,163 @@
                 <w:lang w:eastAsia="en-GH"/>
                 <w14:ligatures w14:val="none"/>
               </w:rPr>
-              <w:t>" -d "{\"message\</w:t>
-            </w:r>
-            <w:proofErr w:type="gramStart"/>
-            <w:r>
+              <w:t>" -d "{\"message\":{\"text\":\"test\"},\"from\":\"233\"}"</w:t>
+            </w:r>
+          </w:p>
+        </w:tc>
+      </w:tr>
+      <w:tr>
+        <w:tc>
+          <w:tcPr>
+            <w:tcW w:w="0" w:type="auto"/>
+            <w:tcMar>
+              <w:top w:w="150" w:type="dxa"/>
+              <w:left w:w="0" w:type="dxa"/>
+              <w:bottom w:w="150" w:type="dxa"/>
+              <w:right w:w="240" w:type="dxa"/>
+            </w:tcMar>
+            <w:vAlign w:val="center"/>
+          </w:tcPr>
+          <w:p>
+            <w:pPr>
+              <w:spacing w:after="0" w:line="375" w:lineRule="atLeast"/>
+              <w:rPr>
+                <w:rFonts w:ascii="Segoe UI" w:eastAsia="Times New Roman" w:hAnsi="Segoe UI" w:cs="Segoe UI"/>
+                <w:kern w:val="0"/>
+                <w:sz w:val="23"/>
+                <w:szCs w:val="23"/>
+                <w:lang w:eastAsia="en-GH"/>
+                <w14:ligatures w14:val="none"/>
+              </w:rPr>
+            </w:pPr>
+          </w:p>
+          <w:p>
+            <w:pPr>
+              <w:spacing w:after="0" w:line="375" w:lineRule="atLeast"/>
+              <w:rPr>
+                <w:rFonts w:ascii="Segoe UI" w:eastAsia="Times New Roman" w:hAnsi="Segoe UI" w:cs="Segoe UI"/>
+                <w:kern w:val="0"/>
+                <w:sz w:val="23"/>
+                <w:szCs w:val="23"/>
+                <w:lang w:eastAsia="en-GH"/>
+                <w14:ligatures w14:val="none"/>
+              </w:rPr>
+            </w:pPr>
+          </w:p>
+          <w:p>
+            <w:pPr>
+              <w:spacing w:after="0" w:line="375" w:lineRule="atLeast"/>
+              <w:rPr>
+                <w:rFonts w:ascii="Segoe UI" w:eastAsia="Times New Roman" w:hAnsi="Segoe UI" w:cs="Segoe UI"/>
+                <w:kern w:val="0"/>
+                <w:sz w:val="23"/>
+                <w:szCs w:val="23"/>
+                <w:lang w:eastAsia="en-GH"/>
+                <w14:ligatures w14:val="none"/>
+              </w:rPr>
+            </w:pPr>
+          </w:p>
+          <w:p>
+            <w:pPr>
+              <w:spacing w:after="0" w:line="375" w:lineRule="atLeast"/>
+              <w:rPr>
+                <w:rFonts w:ascii="Segoe UI" w:eastAsia="Times New Roman" w:hAnsi="Segoe UI" w:cs="Segoe UI"/>
+                <w:kern w:val="0"/>
+                <w:sz w:val="23"/>
+                <w:szCs w:val="23"/>
+                <w:lang w:eastAsia="en-GH"/>
+                <w14:ligatures w14:val="none"/>
+              </w:rPr>
+            </w:pPr>
+            <w:r>
+              <w:rPr>
+                <w:rFonts w:ascii="Segoe UI" w:eastAsia="Times New Roman" w:hAnsi="Segoe UI" w:cs="Segoe UI"/>
+                <w:kern w:val="0"/>
+                <w:sz w:val="23"/>
+                <w:szCs w:val="23"/>
+                <w:lang w:eastAsia="en-GH"/>
+                <w14:ligatures w14:val="none"/>
+              </w:rPr>
+              <w:t>curl -X POST https://hotel-ai-concierge.onrender.com/webhook/whatsapp -H "Content-Type: application/</w:t>
+            </w:r>
+            <w:proofErr w:type="spellStart"/>
+            <w:r>
+              <w:rPr>
+                <w:rFonts w:ascii="Segoe UI" w:eastAsia="Times New Roman" w:hAnsi="Segoe UI" w:cs="Segoe UI"/>
+                <w:kern w:val="0"/>
+                <w:sz w:val="23"/>
+                <w:szCs w:val="23"/>
+                <w:lang w:eastAsia="en-GH"/>
+                <w14:ligatures w14:val="none"/>
+              </w:rPr>
+              <w:t>json</w:t>
+            </w:r>
+            <w:proofErr w:type="spellEnd"/>
+            <w:r>
+              <w:rPr>
+                <w:rFonts w:ascii="Segoe UI" w:eastAsia="Times New Roman" w:hAnsi="Segoe UI" w:cs="Segoe UI"/>
+                <w:kern w:val="0"/>
+                <w:sz w:val="23"/>
+                <w:szCs w:val="23"/>
+                <w:lang w:eastAsia="en-GH"/>
+                <w14:ligatures w14:val="none"/>
+              </w:rPr>
+              <w:t xml:space="preserve">" -d </w:t>
+            </w:r>
+            <w:r>
+              <w:rPr>
+                <w:rFonts w:ascii="Segoe UI" w:eastAsia="Times New Roman" w:hAnsi="Segoe UI" w:cs="Segoe UI"/>
+                <w:kern w:val="0"/>
+                <w:sz w:val="23"/>
+                <w:szCs w:val="23"/>
+                <w:lang w:eastAsia="en-GH"/>
+                <w14:ligatures w14:val="none"/>
+              </w:rPr>
+              <w:lastRenderedPageBreak/>
+              <w:t>"{\"messages\":[{\"from\":\"233243371580\",\"text\":{\"body\":\"What time is breakfast?\"}}]}"</w:t>
+            </w:r>
+          </w:p>
+          <w:p>
+            <w:pPr>
+              <w:spacing w:after="0" w:line="375" w:lineRule="atLeast"/>
+              <w:rPr>
+                <w:rFonts w:ascii="Segoe UI" w:eastAsia="Times New Roman" w:hAnsi="Segoe UI" w:cs="Segoe UI"/>
+                <w:kern w:val="0"/>
+                <w:sz w:val="23"/>
+                <w:szCs w:val="23"/>
+                <w:lang w:eastAsia="en-GH"/>
+                <w14:ligatures w14:val="none"/>
+              </w:rPr>
+            </w:pPr>
+          </w:p>
+          <w:p>
+            <w:pPr>
+              <w:spacing w:after="0" w:line="375" w:lineRule="atLeast"/>
+              <w:rPr>
+                <w:rFonts w:ascii="Segoe UI" w:eastAsia="Times New Roman" w:hAnsi="Segoe UI" w:cs="Segoe UI"/>
+                <w:kern w:val="0"/>
+                <w:sz w:val="23"/>
+                <w:szCs w:val="23"/>
+                <w:lang w:eastAsia="en-GH"/>
+                <w14:ligatures w14:val="none"/>
+              </w:rPr>
+            </w:pPr>
+          </w:p>
+        </w:tc>
+        <w:tc>
+          <w:tcPr>
+            <w:tcW w:w="0" w:type="auto"/>
+            <w:tcMar>
+              <w:top w:w="150" w:type="dxa"/>
+              <w:left w:w="240" w:type="dxa"/>
+              <w:bottom w:w="150" w:type="dxa"/>
+              <w:right w:w="0" w:type="dxa"/>
+            </w:tcMar>
+            <w:vAlign w:val="center"/>
+          </w:tcPr>
+          <w:p>
+            <w:pPr>
+              <w:spacing w:after="0" w:line="375" w:lineRule="atLeast"/>
               <w:rPr>
                 <w:rFonts w:ascii="Consolas" w:eastAsia="Times New Roman" w:hAnsi="Consolas" w:cs="Courier New"/>
                 <w:kern w:val="0"/>
@@ -1284,103 +1258,947 @@
                 <w:lang w:eastAsia="en-GH"/>
                 <w14:ligatures w14:val="none"/>
               </w:rPr>
-              <w:t>":{</w:t>
-            </w:r>
-            <w:proofErr w:type="gramEnd"/>
-            <w:r>
-              <w:rPr>
-                <w:rFonts w:ascii="Consolas" w:eastAsia="Times New Roman" w:hAnsi="Consolas" w:cs="Courier New"/>
-                <w:kern w:val="0"/>
-                <w:sz w:val="20"/>
-                <w:szCs w:val="20"/>
-                <w:shd w:val="clear" w:color="auto" w:fill="EBEEF2"/>
-                <w:lang w:eastAsia="en-GH"/>
-                <w14:ligatures w14:val="none"/>
-              </w:rPr>
-              <w:t>\"text\</w:t>
-            </w:r>
-            <w:proofErr w:type="gramStart"/>
-            <w:r>
-              <w:rPr>
-                <w:rFonts w:ascii="Consolas" w:eastAsia="Times New Roman" w:hAnsi="Consolas" w:cs="Courier New"/>
-                <w:kern w:val="0"/>
-                <w:sz w:val="20"/>
-                <w:szCs w:val="20"/>
-                <w:shd w:val="clear" w:color="auto" w:fill="EBEEF2"/>
-                <w:lang w:eastAsia="en-GH"/>
-                <w14:ligatures w14:val="none"/>
-              </w:rPr>
-              <w:t>":\</w:t>
-            </w:r>
-            <w:proofErr w:type="gramEnd"/>
-            <w:r>
-              <w:rPr>
-                <w:rFonts w:ascii="Consolas" w:eastAsia="Times New Roman" w:hAnsi="Consolas" w:cs="Courier New"/>
-                <w:kern w:val="0"/>
-                <w:sz w:val="20"/>
-                <w:szCs w:val="20"/>
-                <w:shd w:val="clear" w:color="auto" w:fill="EBEEF2"/>
-                <w:lang w:eastAsia="en-GH"/>
-                <w14:ligatures w14:val="none"/>
-              </w:rPr>
-              <w:t>"test\"</w:t>
-            </w:r>
-            <w:proofErr w:type="gramStart"/>
-            <w:r>
-              <w:rPr>
-                <w:rFonts w:ascii="Consolas" w:eastAsia="Times New Roman" w:hAnsi="Consolas" w:cs="Courier New"/>
-                <w:kern w:val="0"/>
-                <w:sz w:val="20"/>
-                <w:szCs w:val="20"/>
-                <w:shd w:val="clear" w:color="auto" w:fill="EBEEF2"/>
-                <w:lang w:eastAsia="en-GH"/>
-                <w14:ligatures w14:val="none"/>
-              </w:rPr>
-              <w:t>},\</w:t>
-            </w:r>
-            <w:proofErr w:type="gramEnd"/>
-            <w:r>
-              <w:rPr>
-                <w:rFonts w:ascii="Consolas" w:eastAsia="Times New Roman" w:hAnsi="Consolas" w:cs="Courier New"/>
-                <w:kern w:val="0"/>
-                <w:sz w:val="20"/>
-                <w:szCs w:val="20"/>
-                <w:shd w:val="clear" w:color="auto" w:fill="EBEEF2"/>
-                <w:lang w:eastAsia="en-GH"/>
-                <w14:ligatures w14:val="none"/>
-              </w:rPr>
-              <w:t>"from\</w:t>
-            </w:r>
-            <w:proofErr w:type="gramStart"/>
-            <w:r>
-              <w:rPr>
-                <w:rFonts w:ascii="Consolas" w:eastAsia="Times New Roman" w:hAnsi="Consolas" w:cs="Courier New"/>
-                <w:kern w:val="0"/>
-                <w:sz w:val="20"/>
-                <w:szCs w:val="20"/>
-                <w:shd w:val="clear" w:color="auto" w:fill="EBEEF2"/>
-                <w:lang w:eastAsia="en-GH"/>
-                <w14:ligatures w14:val="none"/>
-              </w:rPr>
-              <w:t>":\</w:t>
-            </w:r>
-            <w:proofErr w:type="gramEnd"/>
-            <w:r>
-              <w:rPr>
-                <w:rFonts w:ascii="Consolas" w:eastAsia="Times New Roman" w:hAnsi="Consolas" w:cs="Courier New"/>
-                <w:kern w:val="0"/>
-                <w:sz w:val="20"/>
-                <w:szCs w:val="20"/>
-                <w:shd w:val="clear" w:color="auto" w:fill="EBEEF2"/>
-                <w:lang w:eastAsia="en-GH"/>
-                <w14:ligatures w14:val="none"/>
-              </w:rPr>
-              <w:t>"233\"}"</w:t>
-            </w:r>
+            </w:pPr>
           </w:p>
         </w:tc>
       </w:tr>
     </w:tbl>
+    <w:p>
+      <w:pPr>
+        <w:shd w:val="clear" w:color="auto" w:fill="FFFFFF"/>
+        <w:tabs>
+          <w:tab w:val="left" w:pos="916"/>
+          <w:tab w:val="left" w:pos="1832"/>
+          <w:tab w:val="left" w:pos="2748"/>
+          <w:tab w:val="left" w:pos="3664"/>
+          <w:tab w:val="left" w:pos="4580"/>
+          <w:tab w:val="left" w:pos="5496"/>
+          <w:tab w:val="left" w:pos="6412"/>
+          <w:tab w:val="left" w:pos="7328"/>
+          <w:tab w:val="left" w:pos="8244"/>
+          <w:tab w:val="left" w:pos="9160"/>
+          <w:tab w:val="left" w:pos="10076"/>
+          <w:tab w:val="left" w:pos="10992"/>
+          <w:tab w:val="left" w:pos="11908"/>
+          <w:tab w:val="left" w:pos="12824"/>
+          <w:tab w:val="left" w:pos="13740"/>
+          <w:tab w:val="left" w:pos="14656"/>
+        </w:tabs>
+        <w:wordWrap w:val="0"/>
+        <w:spacing w:after="0" w:line="330" w:lineRule="atLeast"/>
+        <w:rPr>
+          <w:rFonts w:ascii="Consolas" w:eastAsia="Times New Roman" w:hAnsi="Consolas" w:cs="Courier New"/>
+          <w:color w:val="0F1115"/>
+          <w:kern w:val="0"/>
+          <w:sz w:val="20"/>
+          <w:szCs w:val="20"/>
+          <w:lang w:eastAsia="en-GH"/>
+          <w14:ligatures w14:val="none"/>
+        </w:rPr>
+      </w:pPr>
+      <w:proofErr w:type="spellStart"/>
+      <w:r>
+        <w:rPr>
+          <w:rFonts w:ascii="Consolas" w:eastAsia="Times New Roman" w:hAnsi="Consolas" w:cs="Courier New"/>
+          <w:color w:val="0F1115"/>
+          <w:kern w:val="0"/>
+          <w:sz w:val="20"/>
+          <w:szCs w:val="20"/>
+          <w:lang w:eastAsia="en-GH"/>
+          <w14:ligatures w14:val="none"/>
+        </w:rPr>
+        <w:t>venv</w:t>
+      </w:r>
+      <w:proofErr w:type="spellEnd"/>
+      <w:r>
+        <w:rPr>
+          <w:rFonts w:ascii="Consolas" w:eastAsia="Times New Roman" w:hAnsi="Consolas" w:cs="Courier New"/>
+          <w:color w:val="0F1115"/>
+          <w:kern w:val="0"/>
+          <w:sz w:val="20"/>
+          <w:szCs w:val="20"/>
+          <w:lang w:eastAsia="en-GH"/>
+          <w14:ligatures w14:val="none"/>
+        </w:rPr>
+        <w:t>\Scripts\activate</w:t>
+      </w:r>
+    </w:p>
+    <w:p>
+      <w:pPr>
+        <w:shd w:val="clear" w:color="auto" w:fill="FFFFFF"/>
+        <w:tabs>
+          <w:tab w:val="left" w:pos="916"/>
+          <w:tab w:val="left" w:pos="1832"/>
+          <w:tab w:val="left" w:pos="2748"/>
+          <w:tab w:val="left" w:pos="3664"/>
+          <w:tab w:val="left" w:pos="4580"/>
+          <w:tab w:val="left" w:pos="5496"/>
+          <w:tab w:val="left" w:pos="6412"/>
+          <w:tab w:val="left" w:pos="7328"/>
+          <w:tab w:val="left" w:pos="8244"/>
+          <w:tab w:val="left" w:pos="9160"/>
+          <w:tab w:val="left" w:pos="10076"/>
+          <w:tab w:val="left" w:pos="10992"/>
+          <w:tab w:val="left" w:pos="11908"/>
+          <w:tab w:val="left" w:pos="12824"/>
+          <w:tab w:val="left" w:pos="13740"/>
+          <w:tab w:val="left" w:pos="14656"/>
+        </w:tabs>
+        <w:wordWrap w:val="0"/>
+        <w:spacing w:after="0" w:line="330" w:lineRule="atLeast"/>
+        <w:rPr>
+          <w:rFonts w:ascii="Consolas" w:eastAsia="Times New Roman" w:hAnsi="Consolas" w:cs="Courier New"/>
+          <w:color w:val="0F1115"/>
+          <w:kern w:val="0"/>
+          <w:sz w:val="20"/>
+          <w:szCs w:val="20"/>
+          <w:lang w:eastAsia="en-GH"/>
+          <w14:ligatures w14:val="none"/>
+        </w:rPr>
+      </w:pPr>
+      <w:r>
+        <w:rPr>
+          <w:rFonts w:ascii="Consolas" w:eastAsia="Times New Roman" w:hAnsi="Consolas" w:cs="Courier New"/>
+          <w:color w:val="0F1115"/>
+          <w:kern w:val="0"/>
+          <w:sz w:val="20"/>
+          <w:szCs w:val="20"/>
+          <w:lang w:eastAsia="en-GH"/>
+          <w14:ligatures w14:val="none"/>
+        </w:rPr>
+        <w:t>python test_ai.py</w:t>
+      </w:r>
+    </w:p>
+    <w:p>
+      <w:pPr>
+        <w:shd w:val="clear" w:color="auto" w:fill="FFFFFF"/>
+        <w:spacing w:before="480" w:after="240" w:line="480" w:lineRule="atLeast"/>
+        <w:outlineLvl w:val="1"/>
+        <w:rPr>
+          <w:rFonts w:ascii="Segoe UI" w:eastAsia="Times New Roman" w:hAnsi="Segoe UI" w:cs="Segoe UI"/>
+          <w:b/>
+          <w:bCs/>
+          <w:color w:val="0F1115"/>
+          <w:kern w:val="0"/>
+          <w:sz w:val="33"/>
+          <w:szCs w:val="33"/>
+          <w:lang w:val="en-GH" w:eastAsia="en-GH"/>
+          <w14:ligatures w14:val="none"/>
+        </w:rPr>
+      </w:pPr>
+      <w:r>
+        <w:rPr>
+          <w:rFonts w:ascii="Segoe UI" w:eastAsia="Times New Roman" w:hAnsi="Segoe UI" w:cs="Segoe UI"/>
+          <w:b/>
+          <w:bCs/>
+          <w:color w:val="0F1115"/>
+          <w:kern w:val="0"/>
+          <w:sz w:val="33"/>
+          <w:szCs w:val="33"/>
+          <w:lang w:val="en-GH" w:eastAsia="en-GH"/>
+          <w14:ligatures w14:val="none"/>
+        </w:rPr>
+        <w:t>Reminders</w:t>
+      </w:r>
+    </w:p>
+    <w:tbl>
+      <w:tblPr>
+        <w:tblW w:w="11280" w:type="dxa"/>
+        <w:tblCellMar>
+          <w:top w:w="15" w:type="dxa"/>
+          <w:left w:w="15" w:type="dxa"/>
+          <w:bottom w:w="15" w:type="dxa"/>
+          <w:right w:w="15" w:type="dxa"/>
+        </w:tblCellMar>
+        <w:tblLook w:val="04A0" w:firstRow="1" w:lastRow="0" w:firstColumn="1" w:lastColumn="0" w:noHBand="0" w:noVBand="1"/>
+      </w:tblPr>
+      <w:tblGrid>
+        <w:gridCol w:w="2627"/>
+        <w:gridCol w:w="8653"/>
+      </w:tblGrid>
+      <w:tr>
+        <w:trPr>
+          <w:tblHeader/>
+        </w:trPr>
+        <w:tc>
+          <w:tcPr>
+            <w:tcW w:w="0" w:type="auto"/>
+            <w:tcBorders>
+              <w:top w:val="nil"/>
+            </w:tcBorders>
+            <w:tcMar>
+              <w:top w:w="150" w:type="dxa"/>
+              <w:left w:w="0" w:type="dxa"/>
+              <w:bottom w:w="150" w:type="dxa"/>
+              <w:right w:w="240" w:type="dxa"/>
+            </w:tcMar>
+            <w:vAlign w:val="center"/>
+            <w:hideMark/>
+          </w:tcPr>
+          <w:p>
+            <w:pPr>
+              <w:spacing w:after="0" w:line="375" w:lineRule="atLeast"/>
+              <w:rPr>
+                <w:rFonts w:ascii="Segoe UI" w:eastAsia="Times New Roman" w:hAnsi="Segoe UI" w:cs="Segoe UI"/>
+                <w:kern w:val="0"/>
+                <w:sz w:val="23"/>
+                <w:szCs w:val="23"/>
+                <w:lang w:val="en-GH" w:eastAsia="en-GH"/>
+                <w14:ligatures w14:val="none"/>
+              </w:rPr>
+            </w:pPr>
+            <w:r>
+              <w:rPr>
+                <w:rFonts w:ascii="Segoe UI" w:eastAsia="Times New Roman" w:hAnsi="Segoe UI" w:cs="Segoe UI"/>
+                <w:kern w:val="0"/>
+                <w:sz w:val="23"/>
+                <w:szCs w:val="23"/>
+                <w:lang w:val="en-GH" w:eastAsia="en-GH"/>
+                <w14:ligatures w14:val="none"/>
+              </w:rPr>
+              <w:t>Task</w:t>
+            </w:r>
+          </w:p>
+        </w:tc>
+        <w:tc>
+          <w:tcPr>
+            <w:tcW w:w="0" w:type="auto"/>
+            <w:tcBorders>
+              <w:top w:val="nil"/>
+            </w:tcBorders>
+            <w:tcMar>
+              <w:top w:w="150" w:type="dxa"/>
+              <w:left w:w="240" w:type="dxa"/>
+              <w:bottom w:w="150" w:type="dxa"/>
+              <w:right w:w="240" w:type="dxa"/>
+            </w:tcMar>
+            <w:vAlign w:val="center"/>
+            <w:hideMark/>
+          </w:tcPr>
+          <w:p>
+            <w:pPr>
+              <w:spacing w:after="0" w:line="375" w:lineRule="atLeast"/>
+              <w:rPr>
+                <w:rFonts w:ascii="Segoe UI" w:eastAsia="Times New Roman" w:hAnsi="Segoe UI" w:cs="Segoe UI"/>
+                <w:kern w:val="0"/>
+                <w:sz w:val="23"/>
+                <w:szCs w:val="23"/>
+                <w:lang w:val="en-GH" w:eastAsia="en-GH"/>
+                <w14:ligatures w14:val="none"/>
+              </w:rPr>
+            </w:pPr>
+            <w:r>
+              <w:rPr>
+                <w:rFonts w:ascii="Segoe UI" w:eastAsia="Times New Roman" w:hAnsi="Segoe UI" w:cs="Segoe UI"/>
+                <w:kern w:val="0"/>
+                <w:sz w:val="23"/>
+                <w:szCs w:val="23"/>
+                <w:lang w:val="en-GH" w:eastAsia="en-GH"/>
+                <w14:ligatures w14:val="none"/>
+              </w:rPr>
+              <w:t>Command/URL</w:t>
+            </w:r>
+          </w:p>
+        </w:tc>
+      </w:tr>
+      <w:tr>
+        <w:tc>
+          <w:tcPr>
+            <w:tcW w:w="0" w:type="auto"/>
+            <w:tcMar>
+              <w:top w:w="150" w:type="dxa"/>
+              <w:left w:w="0" w:type="dxa"/>
+              <w:bottom w:w="150" w:type="dxa"/>
+              <w:right w:w="240" w:type="dxa"/>
+            </w:tcMar>
+            <w:vAlign w:val="center"/>
+            <w:hideMark/>
+          </w:tcPr>
+          <w:p>
+            <w:pPr>
+              <w:spacing w:after="0" w:line="375" w:lineRule="atLeast"/>
+              <w:rPr>
+                <w:rFonts w:ascii="Segoe UI" w:eastAsia="Times New Roman" w:hAnsi="Segoe UI" w:cs="Segoe UI"/>
+                <w:kern w:val="0"/>
+                <w:sz w:val="23"/>
+                <w:szCs w:val="23"/>
+                <w:lang w:val="en-GH" w:eastAsia="en-GH"/>
+                <w14:ligatures w14:val="none"/>
+              </w:rPr>
+            </w:pPr>
+            <w:r>
+              <w:rPr>
+                <w:rFonts w:ascii="Segoe UI" w:eastAsia="Times New Roman" w:hAnsi="Segoe UI" w:cs="Segoe UI"/>
+                <w:kern w:val="0"/>
+                <w:sz w:val="23"/>
+                <w:szCs w:val="23"/>
+                <w:lang w:val="en-GH" w:eastAsia="en-GH"/>
+                <w14:ligatures w14:val="none"/>
+              </w:rPr>
+              <w:t xml:space="preserve">Activate </w:t>
+            </w:r>
+            <w:proofErr w:type="spellStart"/>
+            <w:r>
+              <w:rPr>
+                <w:rFonts w:ascii="Segoe UI" w:eastAsia="Times New Roman" w:hAnsi="Segoe UI" w:cs="Segoe UI"/>
+                <w:kern w:val="0"/>
+                <w:sz w:val="23"/>
+                <w:szCs w:val="23"/>
+                <w:lang w:val="en-GH" w:eastAsia="en-GH"/>
+                <w14:ligatures w14:val="none"/>
+              </w:rPr>
+              <w:t>venv</w:t>
+            </w:r>
+            <w:proofErr w:type="spellEnd"/>
+          </w:p>
+        </w:tc>
+        <w:tc>
+          <w:tcPr>
+            <w:tcW w:w="0" w:type="auto"/>
+            <w:tcMar>
+              <w:top w:w="150" w:type="dxa"/>
+              <w:left w:w="240" w:type="dxa"/>
+              <w:bottom w:w="150" w:type="dxa"/>
+              <w:right w:w="0" w:type="dxa"/>
+            </w:tcMar>
+            <w:vAlign w:val="center"/>
+            <w:hideMark/>
+          </w:tcPr>
+          <w:p>
+            <w:pPr>
+              <w:spacing w:after="0" w:line="375" w:lineRule="atLeast"/>
+              <w:rPr>
+                <w:rFonts w:ascii="Segoe UI" w:eastAsia="Times New Roman" w:hAnsi="Segoe UI" w:cs="Segoe UI"/>
+                <w:kern w:val="0"/>
+                <w:sz w:val="23"/>
+                <w:szCs w:val="23"/>
+                <w:lang w:val="en-GH" w:eastAsia="en-GH"/>
+                <w14:ligatures w14:val="none"/>
+              </w:rPr>
+            </w:pPr>
+            <w:proofErr w:type="spellStart"/>
+            <w:r>
+              <w:rPr>
+                <w:rFonts w:ascii="Consolas" w:eastAsia="Times New Roman" w:hAnsi="Consolas" w:cs="Courier New"/>
+                <w:kern w:val="0"/>
+                <w:sz w:val="20"/>
+                <w:szCs w:val="20"/>
+                <w:shd w:val="clear" w:color="auto" w:fill="EBEEF2"/>
+                <w:lang w:val="en-GH" w:eastAsia="en-GH"/>
+                <w14:ligatures w14:val="none"/>
+              </w:rPr>
+              <w:t>venv</w:t>
+            </w:r>
+            <w:proofErr w:type="spellEnd"/>
+            <w:r>
+              <w:rPr>
+                <w:rFonts w:ascii="Consolas" w:eastAsia="Times New Roman" w:hAnsi="Consolas" w:cs="Courier New"/>
+                <w:kern w:val="0"/>
+                <w:sz w:val="20"/>
+                <w:szCs w:val="20"/>
+                <w:shd w:val="clear" w:color="auto" w:fill="EBEEF2"/>
+                <w:lang w:val="en-GH" w:eastAsia="en-GH"/>
+                <w14:ligatures w14:val="none"/>
+              </w:rPr>
+              <w:t>\Scripts\activate</w:t>
+            </w:r>
+          </w:p>
+        </w:tc>
+      </w:tr>
+      <w:tr>
+        <w:tc>
+          <w:tcPr>
+            <w:tcW w:w="0" w:type="auto"/>
+            <w:tcMar>
+              <w:top w:w="150" w:type="dxa"/>
+              <w:left w:w="0" w:type="dxa"/>
+              <w:bottom w:w="150" w:type="dxa"/>
+              <w:right w:w="240" w:type="dxa"/>
+            </w:tcMar>
+            <w:vAlign w:val="center"/>
+            <w:hideMark/>
+          </w:tcPr>
+          <w:p>
+            <w:pPr>
+              <w:spacing w:after="0" w:line="375" w:lineRule="atLeast"/>
+              <w:rPr>
+                <w:rFonts w:ascii="Segoe UI" w:eastAsia="Times New Roman" w:hAnsi="Segoe UI" w:cs="Segoe UI"/>
+                <w:kern w:val="0"/>
+                <w:sz w:val="23"/>
+                <w:szCs w:val="23"/>
+                <w:lang w:val="en-GH" w:eastAsia="en-GH"/>
+                <w14:ligatures w14:val="none"/>
+              </w:rPr>
+            </w:pPr>
+            <w:r>
+              <w:rPr>
+                <w:rFonts w:ascii="Segoe UI" w:eastAsia="Times New Roman" w:hAnsi="Segoe UI" w:cs="Segoe UI"/>
+                <w:kern w:val="0"/>
+                <w:sz w:val="23"/>
+                <w:szCs w:val="23"/>
+                <w:lang w:val="en-GH" w:eastAsia="en-GH"/>
+                <w14:ligatures w14:val="none"/>
+              </w:rPr>
+              <w:t>Run locally</w:t>
+            </w:r>
+          </w:p>
+        </w:tc>
+        <w:tc>
+          <w:tcPr>
+            <w:tcW w:w="0" w:type="auto"/>
+            <w:tcMar>
+              <w:top w:w="150" w:type="dxa"/>
+              <w:left w:w="240" w:type="dxa"/>
+              <w:bottom w:w="150" w:type="dxa"/>
+              <w:right w:w="0" w:type="dxa"/>
+            </w:tcMar>
+            <w:vAlign w:val="center"/>
+            <w:hideMark/>
+          </w:tcPr>
+          <w:p>
+            <w:pPr>
+              <w:spacing w:after="0" w:line="375" w:lineRule="atLeast"/>
+              <w:rPr>
+                <w:rFonts w:ascii="Segoe UI" w:eastAsia="Times New Roman" w:hAnsi="Segoe UI" w:cs="Segoe UI"/>
+                <w:kern w:val="0"/>
+                <w:sz w:val="23"/>
+                <w:szCs w:val="23"/>
+                <w:lang w:val="en-GH" w:eastAsia="en-GH"/>
+                <w14:ligatures w14:val="none"/>
+              </w:rPr>
+            </w:pPr>
+            <w:proofErr w:type="spellStart"/>
+            <w:r>
+              <w:rPr>
+                <w:rFonts w:ascii="Consolas" w:eastAsia="Times New Roman" w:hAnsi="Consolas" w:cs="Courier New"/>
+                <w:kern w:val="0"/>
+                <w:sz w:val="20"/>
+                <w:szCs w:val="20"/>
+                <w:shd w:val="clear" w:color="auto" w:fill="EBEEF2"/>
+                <w:lang w:val="en-GH" w:eastAsia="en-GH"/>
+                <w14:ligatures w14:val="none"/>
+              </w:rPr>
+              <w:t>uvicorn</w:t>
+            </w:r>
+            <w:proofErr w:type="spellEnd"/>
+            <w:r>
+              <w:rPr>
+                <w:rFonts w:ascii="Consolas" w:eastAsia="Times New Roman" w:hAnsi="Consolas" w:cs="Courier New"/>
+                <w:kern w:val="0"/>
+                <w:sz w:val="20"/>
+                <w:szCs w:val="20"/>
+                <w:shd w:val="clear" w:color="auto" w:fill="EBEEF2"/>
+                <w:lang w:val="en-GH" w:eastAsia="en-GH"/>
+                <w14:ligatures w14:val="none"/>
+              </w:rPr>
+              <w:t xml:space="preserve"> </w:t>
+            </w:r>
+            <w:proofErr w:type="spellStart"/>
+            <w:r>
+              <w:rPr>
+                <w:rFonts w:ascii="Consolas" w:eastAsia="Times New Roman" w:hAnsi="Consolas" w:cs="Courier New"/>
+                <w:kern w:val="0"/>
+                <w:sz w:val="20"/>
+                <w:szCs w:val="20"/>
+                <w:shd w:val="clear" w:color="auto" w:fill="EBEEF2"/>
+                <w:lang w:val="en-GH" w:eastAsia="en-GH"/>
+                <w14:ligatures w14:val="none"/>
+              </w:rPr>
+              <w:t>app.main:app</w:t>
+            </w:r>
+            <w:proofErr w:type="spellEnd"/>
+            <w:r>
+              <w:rPr>
+                <w:rFonts w:ascii="Consolas" w:eastAsia="Times New Roman" w:hAnsi="Consolas" w:cs="Courier New"/>
+                <w:kern w:val="0"/>
+                <w:sz w:val="20"/>
+                <w:szCs w:val="20"/>
+                <w:shd w:val="clear" w:color="auto" w:fill="EBEEF2"/>
+                <w:lang w:val="en-GH" w:eastAsia="en-GH"/>
+                <w14:ligatures w14:val="none"/>
+              </w:rPr>
+              <w:t xml:space="preserve"> --reload</w:t>
+            </w:r>
+          </w:p>
+        </w:tc>
+      </w:tr>
+      <w:tr>
+        <w:tc>
+          <w:tcPr>
+            <w:tcW w:w="0" w:type="auto"/>
+            <w:tcMar>
+              <w:top w:w="150" w:type="dxa"/>
+              <w:left w:w="0" w:type="dxa"/>
+              <w:bottom w:w="150" w:type="dxa"/>
+              <w:right w:w="240" w:type="dxa"/>
+            </w:tcMar>
+            <w:vAlign w:val="center"/>
+            <w:hideMark/>
+          </w:tcPr>
+          <w:p>
+            <w:pPr>
+              <w:spacing w:after="0" w:line="375" w:lineRule="atLeast"/>
+              <w:rPr>
+                <w:rFonts w:ascii="Segoe UI" w:eastAsia="Times New Roman" w:hAnsi="Segoe UI" w:cs="Segoe UI"/>
+                <w:kern w:val="0"/>
+                <w:sz w:val="23"/>
+                <w:szCs w:val="23"/>
+                <w:lang w:val="en-GH" w:eastAsia="en-GH"/>
+                <w14:ligatures w14:val="none"/>
+              </w:rPr>
+            </w:pPr>
+            <w:r>
+              <w:rPr>
+                <w:rFonts w:ascii="Segoe UI" w:eastAsia="Times New Roman" w:hAnsi="Segoe UI" w:cs="Segoe UI"/>
+                <w:kern w:val="0"/>
+                <w:sz w:val="23"/>
+                <w:szCs w:val="23"/>
+                <w:lang w:val="en-GH" w:eastAsia="en-GH"/>
+                <w14:ligatures w14:val="none"/>
+              </w:rPr>
+              <w:t>Admin panel</w:t>
+            </w:r>
+          </w:p>
+        </w:tc>
+        <w:tc>
+          <w:tcPr>
+            <w:tcW w:w="0" w:type="auto"/>
+            <w:tcMar>
+              <w:top w:w="150" w:type="dxa"/>
+              <w:left w:w="240" w:type="dxa"/>
+              <w:bottom w:w="150" w:type="dxa"/>
+              <w:right w:w="0" w:type="dxa"/>
+            </w:tcMar>
+            <w:vAlign w:val="center"/>
+            <w:hideMark/>
+          </w:tcPr>
+          <w:p>
+            <w:pPr>
+              <w:spacing w:after="0" w:line="375" w:lineRule="atLeast"/>
+              <w:rPr>
+                <w:rFonts w:ascii="Segoe UI" w:eastAsia="Times New Roman" w:hAnsi="Segoe UI" w:cs="Segoe UI"/>
+                <w:kern w:val="0"/>
+                <w:sz w:val="23"/>
+                <w:szCs w:val="23"/>
+                <w:lang w:val="en-GH" w:eastAsia="en-GH"/>
+                <w14:ligatures w14:val="none"/>
+              </w:rPr>
+            </w:pPr>
+            <w:r>
+              <w:rPr>
+                <w:rFonts w:ascii="Consolas" w:eastAsia="Times New Roman" w:hAnsi="Consolas" w:cs="Courier New"/>
+                <w:kern w:val="0"/>
+                <w:sz w:val="20"/>
+                <w:szCs w:val="20"/>
+                <w:shd w:val="clear" w:color="auto" w:fill="EBEEF2"/>
+                <w:lang w:val="en-GH" w:eastAsia="en-GH"/>
+                <w14:ligatures w14:val="none"/>
+              </w:rPr>
+              <w:t>http://localhost:8000/admin</w:t>
+            </w:r>
+          </w:p>
+        </w:tc>
+      </w:tr>
+      <w:tr>
+        <w:tc>
+          <w:tcPr>
+            <w:tcW w:w="0" w:type="auto"/>
+            <w:tcMar>
+              <w:top w:w="150" w:type="dxa"/>
+              <w:left w:w="0" w:type="dxa"/>
+              <w:bottom w:w="150" w:type="dxa"/>
+              <w:right w:w="240" w:type="dxa"/>
+            </w:tcMar>
+            <w:vAlign w:val="center"/>
+            <w:hideMark/>
+          </w:tcPr>
+          <w:p>
+            <w:pPr>
+              <w:spacing w:after="0" w:line="375" w:lineRule="atLeast"/>
+              <w:rPr>
+                <w:rFonts w:ascii="Segoe UI" w:eastAsia="Times New Roman" w:hAnsi="Segoe UI" w:cs="Segoe UI"/>
+                <w:kern w:val="0"/>
+                <w:sz w:val="23"/>
+                <w:szCs w:val="23"/>
+                <w:lang w:val="en-GH" w:eastAsia="en-GH"/>
+                <w14:ligatures w14:val="none"/>
+              </w:rPr>
+            </w:pPr>
+            <w:r>
+              <w:rPr>
+                <w:rFonts w:ascii="Segoe UI" w:eastAsia="Times New Roman" w:hAnsi="Segoe UI" w:cs="Segoe UI"/>
+                <w:kern w:val="0"/>
+                <w:sz w:val="23"/>
+                <w:szCs w:val="23"/>
+                <w:lang w:val="en-GH" w:eastAsia="en-GH"/>
+                <w14:ligatures w14:val="none"/>
+              </w:rPr>
+              <w:t>Live health check</w:t>
+            </w:r>
+          </w:p>
+        </w:tc>
+        <w:tc>
+          <w:tcPr>
+            <w:tcW w:w="0" w:type="auto"/>
+            <w:tcMar>
+              <w:top w:w="150" w:type="dxa"/>
+              <w:left w:w="240" w:type="dxa"/>
+              <w:bottom w:w="150" w:type="dxa"/>
+              <w:right w:w="0" w:type="dxa"/>
+            </w:tcMar>
+            <w:vAlign w:val="center"/>
+            <w:hideMark/>
+          </w:tcPr>
+          <w:p>
+            <w:pPr>
+              <w:spacing w:after="0" w:line="375" w:lineRule="atLeast"/>
+              <w:rPr>
+                <w:rFonts w:ascii="Segoe UI" w:eastAsia="Times New Roman" w:hAnsi="Segoe UI" w:cs="Segoe UI"/>
+                <w:kern w:val="0"/>
+                <w:sz w:val="23"/>
+                <w:szCs w:val="23"/>
+                <w:lang w:val="en-GH" w:eastAsia="en-GH"/>
+                <w14:ligatures w14:val="none"/>
+              </w:rPr>
+            </w:pPr>
+            <w:r>
+              <w:rPr>
+                <w:rFonts w:ascii="Consolas" w:eastAsia="Times New Roman" w:hAnsi="Consolas" w:cs="Courier New"/>
+                <w:kern w:val="0"/>
+                <w:sz w:val="20"/>
+                <w:szCs w:val="20"/>
+                <w:shd w:val="clear" w:color="auto" w:fill="EBEEF2"/>
+                <w:lang w:val="en-GH" w:eastAsia="en-GH"/>
+                <w14:ligatures w14:val="none"/>
+              </w:rPr>
+              <w:t>https://hotel-ai-concierge.onrender.com/health</w:t>
+            </w:r>
+          </w:p>
+        </w:tc>
+      </w:tr>
+      <w:tr>
+        <w:tc>
+          <w:tcPr>
+            <w:tcW w:w="0" w:type="auto"/>
+            <w:tcMar>
+              <w:top w:w="150" w:type="dxa"/>
+              <w:left w:w="0" w:type="dxa"/>
+              <w:bottom w:w="150" w:type="dxa"/>
+              <w:right w:w="240" w:type="dxa"/>
+            </w:tcMar>
+            <w:vAlign w:val="center"/>
+            <w:hideMark/>
+          </w:tcPr>
+          <w:p>
+            <w:pPr>
+              <w:spacing w:after="0" w:line="375" w:lineRule="atLeast"/>
+              <w:rPr>
+                <w:rFonts w:ascii="Segoe UI" w:eastAsia="Times New Roman" w:hAnsi="Segoe UI" w:cs="Segoe UI"/>
+                <w:kern w:val="0"/>
+                <w:sz w:val="23"/>
+                <w:szCs w:val="23"/>
+                <w:lang w:val="en-GH" w:eastAsia="en-GH"/>
+                <w14:ligatures w14:val="none"/>
+              </w:rPr>
+            </w:pPr>
+            <w:r>
+              <w:rPr>
+                <w:rFonts w:ascii="Segoe UI" w:eastAsia="Times New Roman" w:hAnsi="Segoe UI" w:cs="Segoe UI"/>
+                <w:kern w:val="0"/>
+                <w:sz w:val="23"/>
+                <w:szCs w:val="23"/>
+                <w:lang w:val="en-GH" w:eastAsia="en-GH"/>
+                <w14:ligatures w14:val="none"/>
+              </w:rPr>
+              <w:t>Push to GitHub</w:t>
+            </w:r>
+          </w:p>
+        </w:tc>
+        <w:tc>
+          <w:tcPr>
+            <w:tcW w:w="0" w:type="auto"/>
+            <w:tcMar>
+              <w:top w:w="150" w:type="dxa"/>
+              <w:left w:w="240" w:type="dxa"/>
+              <w:bottom w:w="150" w:type="dxa"/>
+              <w:right w:w="0" w:type="dxa"/>
+            </w:tcMar>
+            <w:vAlign w:val="center"/>
+            <w:hideMark/>
+          </w:tcPr>
+          <w:p>
+            <w:pPr>
+              <w:spacing w:after="0" w:line="375" w:lineRule="atLeast"/>
+              <w:rPr>
+                <w:rFonts w:ascii="Segoe UI" w:eastAsia="Times New Roman" w:hAnsi="Segoe UI" w:cs="Segoe UI"/>
+                <w:kern w:val="0"/>
+                <w:sz w:val="23"/>
+                <w:szCs w:val="23"/>
+                <w:lang w:val="en-GH" w:eastAsia="en-GH"/>
+                <w14:ligatures w14:val="none"/>
+              </w:rPr>
+            </w:pPr>
+            <w:r>
+              <w:rPr>
+                <w:rFonts w:ascii="Consolas" w:eastAsia="Times New Roman" w:hAnsi="Consolas" w:cs="Courier New"/>
+                <w:kern w:val="0"/>
+                <w:sz w:val="20"/>
+                <w:szCs w:val="20"/>
+                <w:shd w:val="clear" w:color="auto" w:fill="EBEEF2"/>
+                <w:lang w:val="en-GH" w:eastAsia="en-GH"/>
+                <w14:ligatures w14:val="none"/>
+              </w:rPr>
+              <w:t>git add .</w:t>
+            </w:r>
+            <w:r>
+              <w:rPr>
+                <w:rFonts w:ascii="Segoe UI" w:eastAsia="Times New Roman" w:hAnsi="Segoe UI" w:cs="Segoe UI"/>
+                <w:kern w:val="0"/>
+                <w:sz w:val="23"/>
+                <w:szCs w:val="23"/>
+                <w:lang w:val="en-GH" w:eastAsia="en-GH"/>
+                <w14:ligatures w14:val="none"/>
+              </w:rPr>
+              <w:t> → </w:t>
+            </w:r>
+            <w:r>
+              <w:rPr>
+                <w:rFonts w:ascii="Consolas" w:eastAsia="Times New Roman" w:hAnsi="Consolas" w:cs="Courier New"/>
+                <w:kern w:val="0"/>
+                <w:sz w:val="20"/>
+                <w:szCs w:val="20"/>
+                <w:shd w:val="clear" w:color="auto" w:fill="EBEEF2"/>
+                <w:lang w:val="en-GH" w:eastAsia="en-GH"/>
+                <w14:ligatures w14:val="none"/>
+              </w:rPr>
+              <w:t>git commit -m "msg"</w:t>
+            </w:r>
+            <w:r>
+              <w:rPr>
+                <w:rFonts w:ascii="Segoe UI" w:eastAsia="Times New Roman" w:hAnsi="Segoe UI" w:cs="Segoe UI"/>
+                <w:kern w:val="0"/>
+                <w:sz w:val="23"/>
+                <w:szCs w:val="23"/>
+                <w:lang w:val="en-GH" w:eastAsia="en-GH"/>
+                <w14:ligatures w14:val="none"/>
+              </w:rPr>
+              <w:t> → </w:t>
+            </w:r>
+            <w:r>
+              <w:rPr>
+                <w:rFonts w:ascii="Consolas" w:eastAsia="Times New Roman" w:hAnsi="Consolas" w:cs="Courier New"/>
+                <w:kern w:val="0"/>
+                <w:sz w:val="20"/>
+                <w:szCs w:val="20"/>
+                <w:shd w:val="clear" w:color="auto" w:fill="EBEEF2"/>
+                <w:lang w:val="en-GH" w:eastAsia="en-GH"/>
+                <w14:ligatures w14:val="none"/>
+              </w:rPr>
+              <w:t>git push</w:t>
+            </w:r>
+          </w:p>
+        </w:tc>
+      </w:tr>
+      <w:tr>
+        <w:tc>
+          <w:tcPr>
+            <w:tcW w:w="0" w:type="auto"/>
+            <w:tcMar>
+              <w:top w:w="150" w:type="dxa"/>
+              <w:left w:w="0" w:type="dxa"/>
+              <w:bottom w:w="150" w:type="dxa"/>
+              <w:right w:w="240" w:type="dxa"/>
+            </w:tcMar>
+            <w:vAlign w:val="center"/>
+            <w:hideMark/>
+          </w:tcPr>
+          <w:p>
+            <w:pPr>
+              <w:spacing w:after="0" w:line="375" w:lineRule="atLeast"/>
+              <w:rPr>
+                <w:rFonts w:ascii="Segoe UI" w:eastAsia="Times New Roman" w:hAnsi="Segoe UI" w:cs="Segoe UI"/>
+                <w:kern w:val="0"/>
+                <w:sz w:val="23"/>
+                <w:szCs w:val="23"/>
+                <w:lang w:val="en-GH" w:eastAsia="en-GH"/>
+                <w14:ligatures w14:val="none"/>
+              </w:rPr>
+            </w:pPr>
+            <w:r>
+              <w:rPr>
+                <w:rFonts w:ascii="Segoe UI" w:eastAsia="Times New Roman" w:hAnsi="Segoe UI" w:cs="Segoe UI"/>
+                <w:kern w:val="0"/>
+                <w:sz w:val="23"/>
+                <w:szCs w:val="23"/>
+                <w:lang w:val="en-GH" w:eastAsia="en-GH"/>
+                <w14:ligatures w14:val="none"/>
+              </w:rPr>
+              <w:t>Redeploy</w:t>
+            </w:r>
+          </w:p>
+        </w:tc>
+        <w:tc>
+          <w:tcPr>
+            <w:tcW w:w="0" w:type="auto"/>
+            <w:tcMar>
+              <w:top w:w="150" w:type="dxa"/>
+              <w:left w:w="240" w:type="dxa"/>
+              <w:bottom w:w="150" w:type="dxa"/>
+              <w:right w:w="0" w:type="dxa"/>
+            </w:tcMar>
+            <w:vAlign w:val="center"/>
+            <w:hideMark/>
+          </w:tcPr>
+          <w:p>
+            <w:pPr>
+              <w:spacing w:after="0" w:line="375" w:lineRule="atLeast"/>
+              <w:rPr>
+                <w:rFonts w:ascii="Segoe UI" w:eastAsia="Times New Roman" w:hAnsi="Segoe UI" w:cs="Segoe UI"/>
+                <w:kern w:val="0"/>
+                <w:sz w:val="23"/>
+                <w:szCs w:val="23"/>
+                <w:lang w:val="en-GH" w:eastAsia="en-GH"/>
+                <w14:ligatures w14:val="none"/>
+              </w:rPr>
+            </w:pPr>
+            <w:r>
+              <w:rPr>
+                <w:rFonts w:ascii="Segoe UI" w:eastAsia="Times New Roman" w:hAnsi="Segoe UI" w:cs="Segoe UI"/>
+                <w:kern w:val="0"/>
+                <w:sz w:val="23"/>
+                <w:szCs w:val="23"/>
+                <w:lang w:val="en-GH" w:eastAsia="en-GH"/>
+                <w14:ligatures w14:val="none"/>
+              </w:rPr>
+              <w:t>Render Dashboard → Manual Deploy → Deploy latest commit</w:t>
+            </w:r>
+          </w:p>
+        </w:tc>
+      </w:tr>
+    </w:tbl>
+    <w:p>
+      <w:pPr>
+        <w:shd w:val="clear" w:color="auto" w:fill="FFFFFF"/>
+        <w:spacing w:before="240" w:after="0" w:line="240" w:lineRule="auto"/>
+        <w:rPr>
+          <w:rFonts w:ascii="Segoe UI" w:eastAsia="Times New Roman" w:hAnsi="Segoe UI" w:cs="Segoe UI"/>
+          <w:color w:val="0F1115"/>
+          <w:kern w:val="0"/>
+          <w:lang w:val="en-GH" w:eastAsia="en-GH"/>
+          <w14:ligatures w14:val="none"/>
+        </w:rPr>
+      </w:pPr>
+      <w:r>
+        <w:rPr>
+          <w:rFonts w:ascii="Segoe UI" w:eastAsia="Times New Roman" w:hAnsi="Segoe UI" w:cs="Segoe UI"/>
+          <w:color w:val="0F1115"/>
+          <w:kern w:val="0"/>
+          <w:lang w:val="en-GH" w:eastAsia="en-GH"/>
+          <w14:ligatures w14:val="none"/>
+        </w:rPr>
+        <w:t>That</w:t>
+      </w:r>
+    </w:p>
+    <w:p>
+      <w:pPr>
+        <w:shd w:val="clear" w:color="auto" w:fill="FFFFFF"/>
+        <w:spacing w:before="480" w:after="240" w:line="480" w:lineRule="atLeast"/>
+        <w:outlineLvl w:val="1"/>
+        <w:rPr>
+          <w:rFonts w:ascii="Segoe UI Emoji" w:eastAsia="Times New Roman" w:hAnsi="Segoe UI Emoji" w:cs="Segoe UI Emoji"/>
+          <w:b/>
+          <w:bCs/>
+          <w:color w:val="0F1115"/>
+          <w:kern w:val="0"/>
+          <w:sz w:val="33"/>
+          <w:szCs w:val="33"/>
+          <w:lang w:eastAsia="en-GH"/>
+          <w14:ligatures w14:val="none"/>
+        </w:rPr>
+      </w:pPr>
+    </w:p>
+    <w:p>
+      <w:pPr>
+        <w:shd w:val="clear" w:color="auto" w:fill="FFFFFF"/>
+        <w:spacing w:before="480" w:after="240" w:line="480" w:lineRule="atLeast"/>
+        <w:outlineLvl w:val="1"/>
+        <w:rPr>
+          <w:rFonts w:ascii="Segoe UI Emoji" w:eastAsia="Times New Roman" w:hAnsi="Segoe UI Emoji" w:cs="Segoe UI Emoji"/>
+          <w:b/>
+          <w:bCs/>
+          <w:color w:val="0F1115"/>
+          <w:kern w:val="0"/>
+          <w:sz w:val="33"/>
+          <w:szCs w:val="33"/>
+          <w:lang w:eastAsia="en-GH"/>
+          <w14:ligatures w14:val="none"/>
+        </w:rPr>
+      </w:pPr>
+    </w:p>
+    <w:p>
+      <w:pPr>
+        <w:shd w:val="clear" w:color="auto" w:fill="FFFFFF"/>
+        <w:spacing w:before="480" w:after="240" w:line="480" w:lineRule="atLeast"/>
+        <w:outlineLvl w:val="1"/>
+        <w:rPr>
+          <w:rFonts w:ascii="Segoe UI Emoji" w:eastAsia="Times New Roman" w:hAnsi="Segoe UI Emoji" w:cs="Segoe UI Emoji"/>
+          <w:b/>
+          <w:bCs/>
+          <w:color w:val="0F1115"/>
+          <w:kern w:val="0"/>
+          <w:sz w:val="33"/>
+          <w:szCs w:val="33"/>
+          <w:lang w:eastAsia="en-GH"/>
+          <w14:ligatures w14:val="none"/>
+        </w:rPr>
+      </w:pPr>
+    </w:p>
+    <w:p>
+      <w:pPr>
+        <w:shd w:val="clear" w:color="auto" w:fill="FFFFFF"/>
+        <w:spacing w:before="480" w:after="240" w:line="480" w:lineRule="atLeast"/>
+        <w:outlineLvl w:val="1"/>
+        <w:rPr>
+          <w:rFonts w:ascii="Segoe UI" w:eastAsia="Times New Roman" w:hAnsi="Segoe UI" w:cs="Segoe UI"/>
+          <w:b/>
+          <w:bCs/>
+          <w:color w:val="0F1115"/>
+          <w:kern w:val="0"/>
+          <w:sz w:val="33"/>
+          <w:szCs w:val="33"/>
+          <w:lang w:eastAsia="en-GH"/>
+          <w14:ligatures w14:val="none"/>
+        </w:rPr>
+      </w:pPr>
+      <w:r>
+        <w:rPr>
+          <w:rFonts w:ascii="Segoe UI Emoji" w:eastAsia="Times New Roman" w:hAnsi="Segoe UI Emoji" w:cs="Segoe UI Emoji"/>
+          <w:b/>
+          <w:bCs/>
+          <w:color w:val="0F1115"/>
+          <w:kern w:val="0"/>
+          <w:sz w:val="33"/>
+          <w:szCs w:val="33"/>
+          <w:lang w:eastAsia="en-GH"/>
+          <w14:ligatures w14:val="none"/>
+        </w:rPr>
+        <w:t>📋</w:t>
+      </w:r>
+      <w:r>
+        <w:rPr>
+          <w:rFonts w:ascii="Segoe UI" w:eastAsia="Times New Roman" w:hAnsi="Segoe UI" w:cs="Segoe UI"/>
+          <w:b/>
+          <w:bCs/>
+          <w:color w:val="0F1115"/>
+          <w:kern w:val="0"/>
+          <w:sz w:val="33"/>
+          <w:szCs w:val="33"/>
+          <w:lang w:eastAsia="en-GH"/>
+          <w14:ligatures w14:val="none"/>
+        </w:rPr>
+        <w:t xml:space="preserve"> Commands Summary</w:t>
+      </w:r>
+    </w:p>
     <w:p>
       <w:pPr>
         <w:shd w:val="clear" w:color="auto" w:fill="FFFFFF"/>
@@ -4488,31 +5306,17 @@
         <w:t xml:space="preserve"> </w:t>
       </w:r>
       <w:proofErr w:type="spellStart"/>
-      <w:proofErr w:type="gramStart"/>
-      <w:r>
-        <w:rPr>
-          <w:rFonts w:ascii="Consolas" w:eastAsia="Times New Roman" w:hAnsi="Consolas" w:cs="Courier New"/>
-          <w:color w:val="0F1115"/>
-          <w:kern w:val="0"/>
-          <w:sz w:val="20"/>
-          <w:szCs w:val="20"/>
-          <w:lang w:eastAsia="en-GH"/>
-          <w14:ligatures w14:val="none"/>
-        </w:rPr>
-        <w:t>app.main</w:t>
-      </w:r>
-      <w:proofErr w:type="gramEnd"/>
-      <w:r>
-        <w:rPr>
-          <w:rFonts w:ascii="Consolas" w:eastAsia="Times New Roman" w:hAnsi="Consolas" w:cs="Courier New"/>
-          <w:color w:val="0F1115"/>
-          <w:kern w:val="0"/>
-          <w:sz w:val="20"/>
-          <w:szCs w:val="20"/>
-          <w:lang w:eastAsia="en-GH"/>
-          <w14:ligatures w14:val="none"/>
-        </w:rPr>
-        <w:t>:app</w:t>
+      <w:r>
+        <w:rPr>
+          <w:rFonts w:ascii="Consolas" w:eastAsia="Times New Roman" w:hAnsi="Consolas" w:cs="Courier New"/>
+          <w:color w:val="0F1115"/>
+          <w:kern w:val="0"/>
+          <w:sz w:val="20"/>
+          <w:szCs w:val="20"/>
+          <w:lang w:eastAsia="en-GH"/>
+          <w14:ligatures w14:val="none"/>
+        </w:rPr>
+        <w:t>app.main:app</w:t>
       </w:r>
       <w:proofErr w:type="spellEnd"/>
       <w:r>
@@ -6268,31 +7072,7 @@
             <w:lang w:eastAsia="en-GH"/>
             <w14:ligatures w14:val="none"/>
           </w:rPr>
-          <w:t>Render.</w:t>
-        </w:r>
-        <w:r>
-          <w:rPr>
-            <w:rFonts w:ascii="Segoe UI" w:eastAsia="Times New Roman" w:hAnsi="Segoe UI" w:cs="Segoe UI"/>
-            <w:color w:val="3964FE"/>
-            <w:kern w:val="0"/>
-            <w:u w:val="single"/>
-            <w:bdr w:val="single" w:sz="8" w:space="0" w:color="auto" w:frame="1"/>
-            <w:lang w:eastAsia="en-GH"/>
-            <w14:ligatures w14:val="none"/>
-          </w:rPr>
-          <w:t>c</w:t>
-        </w:r>
-        <w:r>
-          <w:rPr>
-            <w:rFonts w:ascii="Segoe UI" w:eastAsia="Times New Roman" w:hAnsi="Segoe UI" w:cs="Segoe UI"/>
-            <w:color w:val="3964FE"/>
-            <w:kern w:val="0"/>
-            <w:u w:val="single"/>
-            <w:bdr w:val="single" w:sz="8" w:space="0" w:color="auto" w:frame="1"/>
-            <w:lang w:eastAsia="en-GH"/>
-            <w14:ligatures w14:val="none"/>
-          </w:rPr>
-          <w:t>om</w:t>
+          <w:t>Render.com</w:t>
         </w:r>
       </w:hyperlink>
       <w:r>
@@ -6781,33 +7561,7 @@
           <w:lang w:eastAsia="en-GH"/>
           <w14:ligatures w14:val="none"/>
         </w:rPr>
-        <w:t>├─</w:t>
-      </w:r>
-      <w:proofErr w:type="gramStart"/>
-      <w:r>
-        <w:rPr>
-          <w:rFonts w:ascii="Consolas" w:eastAsia="Times New Roman" w:hAnsi="Consolas" w:cs="Courier New"/>
-          <w:color w:val="0F1115"/>
-          <w:kern w:val="0"/>
-          <w:sz w:val="20"/>
-          <w:szCs w:val="20"/>
-          <w:lang w:eastAsia="en-GH"/>
-          <w14:ligatures w14:val="none"/>
-        </w:rPr>
-        <w:t>─ .env</w:t>
-      </w:r>
-      <w:proofErr w:type="gramEnd"/>
-      <w:r>
-        <w:rPr>
-          <w:rFonts w:ascii="Consolas" w:eastAsia="Times New Roman" w:hAnsi="Consolas" w:cs="Courier New"/>
-          <w:color w:val="0F1115"/>
-          <w:kern w:val="0"/>
-          <w:sz w:val="20"/>
-          <w:szCs w:val="20"/>
-          <w:lang w:eastAsia="en-GH"/>
-          <w14:ligatures w14:val="none"/>
-        </w:rPr>
-        <w:t xml:space="preserve">                 # API keys (keep secret)</w:t>
+        <w:t>├── .env                 # API keys (keep secret)</w:t>
       </w:r>
     </w:p>
     <w:p>
